--- a/report_assets/KHCN templates/Hợp đồng tín dụng/2268.06A HDTD vay theo Han muc co TSBD.docx
+++ b/report_assets/KHCN templates/Hợp đồng tín dụng/2268.06A HDTD vay theo Han muc co TSBD.docx
@@ -136,7 +136,7 @@
           </mc:Choice>
           <mc:Fallback>
             <w:pict>
-              <v:line w14:anchorId="30EA6BA1" id="Straight Connector 28" o:spid="_x0000_s1026" style="position:absolute;z-index:251659264;visibility:visible;mso-wrap-style:square;mso-width-percent:0;mso-height-percent:0;mso-wrap-distance-left:9pt;mso-wrap-distance-top:0;mso-wrap-distance-right:9pt;mso-wrap-distance-bottom:0;mso-position-horizontal:center;mso-position-horizontal-relative:margin;mso-position-vertical:absolute;mso-position-vertical-relative:text;mso-width-percent:0;mso-height-percent:0;mso-width-relative:page;mso-height-relative:page" from="0,2.2pt" to="155.9pt,2.2pt" o:gfxdata="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">
+              <v:line w14:anchorId="7FDA8B98" id="Straight Connector 28" o:spid="_x0000_s1026" style="position:absolute;z-index:251659264;visibility:visible;mso-wrap-style:square;mso-width-percent:0;mso-height-percent:0;mso-wrap-distance-left:9pt;mso-wrap-distance-top:0;mso-wrap-distance-right:9pt;mso-wrap-distance-bottom:0;mso-position-horizontal:center;mso-position-horizontal-relative:margin;mso-position-vertical:absolute;mso-position-vertical-relative:text;mso-width-percent:0;mso-height-percent:0;mso-width-relative:page;mso-height-relative:page" from="0,2.2pt" to="155.9pt,2.2pt" o:gfxdata="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">
                 <w10:wrap anchorx="margin"/>
               </v:line>
             </w:pict>
@@ -2719,7 +2719,7 @@
           <w:szCs w:val="26"/>
           <w:lang w:val="pl-PL"/>
         </w:rPr>
-        <w:t>[HĐTD.Lãi suất quá hạn]</w:t>
+        <w:t>bằng 150% lãi suất trong hạn</w:t>
       </w:r>
     </w:p>
     <w:p>
@@ -2758,7 +2758,7 @@
           <w:szCs w:val="26"/>
           <w:lang w:val="pl-PL"/>
         </w:rPr>
-        <w:t>[HĐTD.Lãi suất chậm trả]</w:t>
+        <w:t>10%/năm.</w:t>
       </w:r>
     </w:p>
     <w:p>
@@ -3011,7 +3011,7 @@
           <w:szCs w:val="26"/>
           <w:lang w:val="pl-PL"/>
         </w:rPr>
-        <w:t>[HĐTD.Phí khác (nếu có)]</w:t>
+        <w:t>Theo quy định của Agribank.</w:t>
       </w:r>
     </w:p>
     <w:p>
@@ -3074,424 +3074,6 @@
         <w:t>:</w:t>
       </w:r>
     </w:p>
-    <w:tbl>
-      <w:tblPr>
-        <w:tblStyle w:val="TableGrid3"/>
-        <w:tblW w:w="5305" w:type="pct"/>
-        <w:tblInd w:w="-601" w:type="dxa"/>
-        <w:tblBorders>
-          <w:top w:val="none" w:sz="0" w:space="0" w:color="auto"/>
-          <w:left w:val="none" w:sz="0" w:space="0" w:color="auto"/>
-          <w:bottom w:val="none" w:sz="0" w:space="0" w:color="auto"/>
-          <w:right w:val="none" w:sz="0" w:space="0" w:color="auto"/>
-          <w:insideH w:val="none" w:sz="0" w:space="0" w:color="auto"/>
-          <w:insideV w:val="none" w:sz="0" w:space="0" w:color="auto"/>
-        </w:tblBorders>
-        <w:tblLayout w:type="fixed"/>
-        <w:tblLook w:val="04A0" w:firstRow="1" w:lastRow="0" w:firstColumn="1" w:lastColumn="0" w:noHBand="0" w:noVBand="1"/>
-      </w:tblPr>
-      <w:tblGrid>
-        <w:gridCol w:w="596"/>
-        <w:gridCol w:w="9860"/>
-      </w:tblGrid>
-      <w:tr>
-        <w:tc>
-          <w:tcPr>
-            <w:tcW w:w="285" w:type="pct"/>
-          </w:tcPr>
-          <w:p>
-            <w:pPr>
-              <w:spacing w:line="276" w:lineRule="auto"/>
-              <w:rPr>
-                <w:rFonts w:ascii="Times New Roman" w:eastAsia="Times New Roman" w:hAnsi="Times New Roman"/>
-                <w:color w:val="FFFFFF"/>
-                <w:sz w:val="18"/>
-                <w:szCs w:val="26"/>
-                <w:lang w:val="vi-VN"/>
-              </w:rPr>
-            </w:pPr>
-            <w:r>
-              <w:rPr>
-                <w:rFonts w:ascii="Times New Roman" w:eastAsia="Times New Roman" w:hAnsi="Times New Roman"/>
-                <w:color w:val="FFFFFF"/>
-                <w:sz w:val="18"/>
-                <w:szCs w:val="26"/>
-                <w:lang w:val="vi-VN"/>
-              </w:rPr>
-              <w:t xml:space="preserve"> </w:t>
-            </w:r>
-            <w:r>
-              <w:rPr>
-                <w:rFonts w:ascii="Times New Roman" w:eastAsia="Times New Roman" w:hAnsi="Times New Roman"/>
-                <w:color w:val="FFFFFF"/>
-                <w:sz w:val="18"/>
-                <w:szCs w:val="26"/>
-                <w:lang w:val="vi-VN"/>
-              </w:rPr>
-              <w:t>[SĐ.STT]</w:t>
-            </w:r>
-          </w:p>
-        </w:tc>
-        <w:tc>
-          <w:tcPr>
-            <w:tcW w:w="4715" w:type="pct"/>
-          </w:tcPr>
-          <w:p>
-            <w:pPr>
-              <w:spacing w:line="276" w:lineRule="auto"/>
-              <w:ind w:firstLine="572"/>
-              <w:jc w:val="both"/>
-              <w:rPr>
-                <w:rFonts w:ascii="Times New Roman" w:eastAsia="Times New Roman" w:hAnsi="Times New Roman"/>
-                <w:sz w:val="26"/>
-                <w:szCs w:val="26"/>
-                <w:lang w:val="vi-VN"/>
-              </w:rPr>
-            </w:pPr>
-            <w:r>
-              <w:rPr>
-                <w:rFonts w:ascii="Times New Roman" w:eastAsia="Times New Roman" w:hAnsi="Times New Roman"/>
-                <w:sz w:val="26"/>
-                <w:szCs w:val="26"/>
-                <w:lang w:val="vi-VN"/>
-              </w:rPr>
-              <w:t>- [S</w:t>
-            </w:r>
-            <w:r>
-              <w:rPr>
-                <w:rFonts w:ascii="Times New Roman" w:eastAsia="Times New Roman" w:hAnsi="Times New Roman" w:hint="eastAsia"/>
-                <w:sz w:val="26"/>
-                <w:szCs w:val="26"/>
-                <w:lang w:val="vi-VN"/>
-              </w:rPr>
-              <w:t>Đ</w:t>
-            </w:r>
-            <w:r>
-              <w:rPr>
-                <w:rFonts w:ascii="Times New Roman" w:eastAsia="Times New Roman" w:hAnsi="Times New Roman"/>
-                <w:sz w:val="26"/>
-                <w:szCs w:val="26"/>
-                <w:lang w:val="vi-VN"/>
-              </w:rPr>
-              <w:t>.Tên H</w:t>
-            </w:r>
-            <w:r>
-              <w:rPr>
-                <w:rFonts w:ascii="Times New Roman" w:eastAsia="Times New Roman" w:hAnsi="Times New Roman" w:hint="eastAsia"/>
-                <w:sz w:val="26"/>
-                <w:szCs w:val="26"/>
-                <w:lang w:val="vi-VN"/>
-              </w:rPr>
-              <w:t>Đ</w:t>
-            </w:r>
-            <w:r>
-              <w:rPr>
-                <w:rFonts w:ascii="Times New Roman" w:eastAsia="Times New Roman" w:hAnsi="Times New Roman"/>
-                <w:sz w:val="26"/>
-                <w:szCs w:val="26"/>
-                <w:lang w:val="vi-VN"/>
-              </w:rPr>
-              <w:t xml:space="preserve"> thế chấp] số </w:t>
-            </w:r>
-            <w:r>
-              <w:rPr>
-                <w:rFonts w:ascii="Times New Roman" w:eastAsia="Times New Roman" w:hAnsi="Times New Roman"/>
-                <w:b/>
-                <w:sz w:val="26"/>
-                <w:szCs w:val="26"/>
-                <w:lang w:val="vi-VN"/>
-              </w:rPr>
-              <w:t>[SĐ.Số HĐ thế chấp]</w:t>
-            </w:r>
-            <w:r>
-              <w:rPr>
-                <w:rFonts w:ascii="Times New Roman" w:eastAsia="Times New Roman" w:hAnsi="Times New Roman"/>
-                <w:sz w:val="26"/>
-                <w:szCs w:val="26"/>
-                <w:lang w:val="vi-VN"/>
-              </w:rPr>
-              <w:t xml:space="preserve"> ngày </w:t>
-            </w:r>
-            <w:r>
-              <w:rPr>
-                <w:rFonts w:ascii="Times New Roman" w:eastAsia="Times New Roman" w:hAnsi="Times New Roman"/>
-                <w:b/>
-                <w:sz w:val="26"/>
-                <w:szCs w:val="26"/>
-                <w:lang w:val="vi-VN"/>
-              </w:rPr>
-              <w:t>[SĐ.Ngày ký HĐTC]</w:t>
-            </w:r>
-            <w:r>
-              <w:rPr>
-                <w:rFonts w:ascii="Times New Roman" w:eastAsia="Times New Roman" w:hAnsi="Times New Roman"/>
-                <w:sz w:val="26"/>
-                <w:szCs w:val="26"/>
-                <w:lang w:val="vi-VN"/>
-              </w:rPr>
-              <w:t>;</w:t>
-            </w:r>
-            <w:r>
-              <w:rPr>
-                <w:rFonts w:ascii="Times New Roman" w:eastAsia="Times New Roman" w:hAnsi="Times New Roman"/>
-                <w:b/>
-                <w:sz w:val="26"/>
-                <w:szCs w:val="26"/>
-                <w:lang w:val="vi-VN"/>
-              </w:rPr>
-              <w:t xml:space="preserve"> </w:t>
-            </w:r>
-            <w:r>
-              <w:rPr>
-                <w:rFonts w:ascii="Times New Roman" w:eastAsia="Times New Roman" w:hAnsi="Times New Roman"/>
-                <w:sz w:val="26"/>
-                <w:szCs w:val="26"/>
-                <w:lang w:val="vi-VN"/>
-              </w:rPr>
-              <w:t>[S</w:t>
-            </w:r>
-            <w:r>
-              <w:rPr>
-                <w:rFonts w:ascii="Times New Roman" w:eastAsia="Times New Roman" w:hAnsi="Times New Roman" w:hint="eastAsia"/>
-                <w:sz w:val="26"/>
-                <w:szCs w:val="26"/>
-                <w:lang w:val="vi-VN"/>
-              </w:rPr>
-              <w:t>Đ</w:t>
-            </w:r>
-            <w:r>
-              <w:rPr>
-                <w:rFonts w:ascii="Times New Roman" w:eastAsia="Times New Roman" w:hAnsi="Times New Roman"/>
-                <w:sz w:val="26"/>
-                <w:szCs w:val="26"/>
-                <w:lang w:val="vi-VN"/>
-              </w:rPr>
-              <w:t>.V</w:t>
-            </w:r>
-            <w:r>
-              <w:rPr>
-                <w:rFonts w:ascii="Times New Roman" w:eastAsia="Times New Roman" w:hAnsi="Times New Roman" w:hint="eastAsia"/>
-                <w:sz w:val="26"/>
-                <w:szCs w:val="26"/>
-                <w:lang w:val="vi-VN"/>
-              </w:rPr>
-              <w:t>ă</w:t>
-            </w:r>
-            <w:r>
-              <w:rPr>
-                <w:rFonts w:ascii="Times New Roman" w:eastAsia="Times New Roman" w:hAnsi="Times New Roman"/>
-                <w:sz w:val="26"/>
-                <w:szCs w:val="26"/>
-                <w:lang w:val="vi-VN"/>
-              </w:rPr>
-              <w:t xml:space="preserve">n bản sửa </w:t>
-            </w:r>
-            <w:r>
-              <w:rPr>
-                <w:rFonts w:ascii="Times New Roman" w:eastAsia="Times New Roman" w:hAnsi="Times New Roman" w:hint="eastAsia"/>
-                <w:sz w:val="26"/>
-                <w:szCs w:val="26"/>
-                <w:lang w:val="vi-VN"/>
-              </w:rPr>
-              <w:t>đ</w:t>
-            </w:r>
-            <w:r>
-              <w:rPr>
-                <w:rFonts w:ascii="Times New Roman" w:eastAsia="Times New Roman" w:hAnsi="Times New Roman"/>
-                <w:sz w:val="26"/>
-                <w:szCs w:val="26"/>
-                <w:lang w:val="vi-VN"/>
-              </w:rPr>
-              <w:t>ổi, bổ sung]</w:t>
-            </w:r>
-          </w:p>
-        </w:tc>
-      </w:tr>
-      <w:tr>
-        <w:tc>
-          <w:tcPr>
-            <w:tcW w:w="285" w:type="pct"/>
-          </w:tcPr>
-          <w:p>
-            <w:pPr>
-              <w:spacing w:line="276" w:lineRule="auto"/>
-              <w:rPr>
-                <w:rFonts w:ascii="Times New Roman" w:eastAsia="Times New Roman" w:hAnsi="Times New Roman"/>
-                <w:color w:val="FFFFFF"/>
-                <w:sz w:val="18"/>
-                <w:szCs w:val="26"/>
-                <w:lang w:val="vi-VN"/>
-              </w:rPr>
-            </w:pPr>
-            <w:r>
-              <w:rPr>
-                <w:rFonts w:ascii="Times New Roman" w:eastAsia="Times New Roman" w:hAnsi="Times New Roman"/>
-                <w:color w:val="FFFFFF"/>
-                <w:sz w:val="18"/>
-                <w:szCs w:val="26"/>
-                <w:lang w:val="vi-VN"/>
-              </w:rPr>
-              <w:t>[ĐS.STT]</w:t>
-            </w:r>
-          </w:p>
-        </w:tc>
-        <w:tc>
-          <w:tcPr>
-            <w:tcW w:w="4715" w:type="pct"/>
-          </w:tcPr>
-          <w:p>
-            <w:pPr>
-              <w:spacing w:line="276" w:lineRule="auto"/>
-              <w:ind w:firstLine="572"/>
-              <w:jc w:val="both"/>
-              <w:rPr>
-                <w:rFonts w:ascii="Times New Roman" w:eastAsia="Times New Roman" w:hAnsi="Times New Roman"/>
-                <w:sz w:val="26"/>
-                <w:szCs w:val="26"/>
-                <w:lang w:val="vi-VN"/>
-              </w:rPr>
-            </w:pPr>
-            <w:r>
-              <w:rPr>
-                <w:rFonts w:ascii="Times New Roman" w:eastAsia="Times New Roman" w:hAnsi="Times New Roman"/>
-                <w:sz w:val="26"/>
-                <w:szCs w:val="26"/>
-                <w:lang w:val="vi-VN"/>
-              </w:rPr>
-              <w:t>- [</w:t>
-            </w:r>
-            <w:r>
-              <w:rPr>
-                <w:rFonts w:ascii="Times New Roman" w:eastAsia="Times New Roman" w:hAnsi="Times New Roman" w:hint="eastAsia"/>
-                <w:sz w:val="26"/>
-                <w:szCs w:val="26"/>
-                <w:lang w:val="vi-VN"/>
-              </w:rPr>
-              <w:t>Đ</w:t>
-            </w:r>
-            <w:r>
-              <w:rPr>
-                <w:rFonts w:ascii="Times New Roman" w:eastAsia="Times New Roman" w:hAnsi="Times New Roman"/>
-                <w:sz w:val="26"/>
-                <w:szCs w:val="26"/>
-                <w:lang w:val="vi-VN"/>
-              </w:rPr>
-              <w:t>S.Tên H</w:t>
-            </w:r>
-            <w:r>
-              <w:rPr>
-                <w:rFonts w:ascii="Times New Roman" w:eastAsia="Times New Roman" w:hAnsi="Times New Roman" w:hint="eastAsia"/>
-                <w:sz w:val="26"/>
-                <w:szCs w:val="26"/>
-                <w:lang w:val="vi-VN"/>
-              </w:rPr>
-              <w:t>Đ</w:t>
-            </w:r>
-            <w:r>
-              <w:rPr>
-                <w:rFonts w:ascii="Times New Roman" w:eastAsia="Times New Roman" w:hAnsi="Times New Roman"/>
-                <w:sz w:val="26"/>
-                <w:szCs w:val="26"/>
-                <w:lang w:val="vi-VN"/>
-              </w:rPr>
-              <w:t xml:space="preserve"> thế chấp] số </w:t>
-            </w:r>
-            <w:r>
-              <w:rPr>
-                <w:rFonts w:ascii="Times New Roman" w:eastAsia="Times New Roman" w:hAnsi="Times New Roman"/>
-                <w:b/>
-                <w:sz w:val="26"/>
-                <w:szCs w:val="26"/>
-                <w:lang w:val="vi-VN"/>
-              </w:rPr>
-              <w:t>[ĐS.Số HĐ thế chấp]</w:t>
-            </w:r>
-            <w:r>
-              <w:rPr>
-                <w:rFonts w:ascii="Times New Roman" w:eastAsia="Times New Roman" w:hAnsi="Times New Roman"/>
-                <w:sz w:val="26"/>
-                <w:szCs w:val="26"/>
-                <w:lang w:val="vi-VN"/>
-              </w:rPr>
-              <w:t xml:space="preserve"> ngày </w:t>
-            </w:r>
-            <w:r>
-              <w:rPr>
-                <w:rFonts w:ascii="Times New Roman" w:eastAsia="Times New Roman" w:hAnsi="Times New Roman"/>
-                <w:b/>
-                <w:sz w:val="26"/>
-                <w:szCs w:val="26"/>
-                <w:lang w:val="vi-VN"/>
-              </w:rPr>
-              <w:t>[ĐS.Ngày ký HĐTC]</w:t>
-            </w:r>
-            <w:r>
-              <w:rPr>
-                <w:rFonts w:ascii="Times New Roman" w:eastAsia="Times New Roman" w:hAnsi="Times New Roman"/>
-                <w:sz w:val="26"/>
-                <w:szCs w:val="26"/>
-                <w:lang w:val="vi-VN"/>
-              </w:rPr>
-              <w:t>; [</w:t>
-            </w:r>
-            <w:r>
-              <w:rPr>
-                <w:rFonts w:ascii="Times New Roman" w:eastAsia="Times New Roman" w:hAnsi="Times New Roman" w:hint="eastAsia"/>
-                <w:sz w:val="26"/>
-                <w:szCs w:val="26"/>
-                <w:lang w:val="vi-VN"/>
-              </w:rPr>
-              <w:t>Đ</w:t>
-            </w:r>
-            <w:r>
-              <w:rPr>
-                <w:rFonts w:ascii="Times New Roman" w:eastAsia="Times New Roman" w:hAnsi="Times New Roman"/>
-                <w:sz w:val="26"/>
-                <w:szCs w:val="26"/>
-                <w:lang w:val="vi-VN"/>
-              </w:rPr>
-              <w:t>S.V</w:t>
-            </w:r>
-            <w:r>
-              <w:rPr>
-                <w:rFonts w:ascii="Times New Roman" w:eastAsia="Times New Roman" w:hAnsi="Times New Roman" w:hint="eastAsia"/>
-                <w:sz w:val="26"/>
-                <w:szCs w:val="26"/>
-                <w:lang w:val="vi-VN"/>
-              </w:rPr>
-              <w:t>ă</w:t>
-            </w:r>
-            <w:r>
-              <w:rPr>
-                <w:rFonts w:ascii="Times New Roman" w:eastAsia="Times New Roman" w:hAnsi="Times New Roman"/>
-                <w:sz w:val="26"/>
-                <w:szCs w:val="26"/>
-                <w:lang w:val="vi-VN"/>
-              </w:rPr>
-              <w:t xml:space="preserve">n bản sửa </w:t>
-            </w:r>
-            <w:r>
-              <w:rPr>
-                <w:rFonts w:ascii="Times New Roman" w:eastAsia="Times New Roman" w:hAnsi="Times New Roman" w:hint="eastAsia"/>
-                <w:sz w:val="26"/>
-                <w:szCs w:val="26"/>
-                <w:lang w:val="vi-VN"/>
-              </w:rPr>
-              <w:t>đ</w:t>
-            </w:r>
-            <w:r>
-              <w:rPr>
-                <w:rFonts w:ascii="Times New Roman" w:eastAsia="Times New Roman" w:hAnsi="Times New Roman"/>
-                <w:sz w:val="26"/>
-                <w:szCs w:val="26"/>
-                <w:lang w:val="vi-VN"/>
-              </w:rPr>
-              <w:t>ổi, bổ sung]</w:t>
-            </w:r>
-          </w:p>
-        </w:tc>
-      </w:tr>
-    </w:tbl>
     <w:p>
       <w:pPr>
         <w:spacing w:after="0"/>
@@ -3513,6 +3095,150 @@
           <w:szCs w:val="26"/>
           <w:lang w:val="pl-PL" w:eastAsia="x-none"/>
         </w:rPr>
+        <w:t>[#SĐ]</w:t>
+      </w:r>
+    </w:p>
+    <w:p>
+      <w:pPr>
+        <w:spacing w:after="0"/>
+        <w:ind w:firstLine="567"/>
+        <w:jc w:val="both"/>
+        <w:rPr>
+          <w:rFonts w:ascii="Times New Roman" w:hAnsi="Times New Roman"/>
+          <w:bCs/>
+          <w:sz w:val="26"/>
+          <w:szCs w:val="26"/>
+          <w:lang w:val="pl-PL" w:eastAsia="x-none"/>
+        </w:rPr>
+      </w:pPr>
+      <w:r>
+        <w:rPr>
+          <w:rFonts w:ascii="Times New Roman" w:hAnsi="Times New Roman"/>
+          <w:bCs/>
+          <w:sz w:val="26"/>
+          <w:szCs w:val="26"/>
+          <w:lang w:val="pl-PL" w:eastAsia="x-none"/>
+        </w:rPr>
+        <w:t>- [Tên HĐ thế chấp] số [Số HĐ thế chấp] ngày [Ngày ký HĐTC]; [Văn bản sửa đổi, bổ sung]</w:t>
+      </w:r>
+    </w:p>
+    <w:p>
+      <w:pPr>
+        <w:spacing w:after="0"/>
+        <w:ind w:firstLine="567"/>
+        <w:jc w:val="both"/>
+        <w:rPr>
+          <w:rFonts w:ascii="Times New Roman" w:hAnsi="Times New Roman"/>
+          <w:bCs/>
+          <w:sz w:val="26"/>
+          <w:szCs w:val="26"/>
+          <w:lang w:val="pl-PL" w:eastAsia="x-none"/>
+        </w:rPr>
+      </w:pPr>
+      <w:r>
+        <w:rPr>
+          <w:rFonts w:ascii="Times New Roman" w:hAnsi="Times New Roman"/>
+          <w:bCs/>
+          <w:sz w:val="26"/>
+          <w:szCs w:val="26"/>
+          <w:lang w:val="pl-PL" w:eastAsia="x-none"/>
+        </w:rPr>
+        <w:t>[/SĐ]</w:t>
+      </w:r>
+    </w:p>
+    <w:p>
+      <w:pPr>
+        <w:spacing w:after="0"/>
+        <w:ind w:firstLine="567"/>
+        <w:jc w:val="both"/>
+        <w:rPr>
+          <w:rFonts w:ascii="Times New Roman" w:hAnsi="Times New Roman"/>
+          <w:bCs/>
+          <w:sz w:val="26"/>
+          <w:szCs w:val="26"/>
+          <w:lang w:val="pl-PL" w:eastAsia="x-none"/>
+        </w:rPr>
+      </w:pPr>
+      <w:r>
+        <w:rPr>
+          <w:rFonts w:ascii="Times New Roman" w:hAnsi="Times New Roman"/>
+          <w:bCs/>
+          <w:sz w:val="26"/>
+          <w:szCs w:val="26"/>
+          <w:lang w:val="pl-PL" w:eastAsia="x-none"/>
+        </w:rPr>
+        <w:t>[#ĐS]</w:t>
+      </w:r>
+    </w:p>
+    <w:p>
+      <w:pPr>
+        <w:spacing w:after="0"/>
+        <w:ind w:firstLine="567"/>
+        <w:jc w:val="both"/>
+        <w:rPr>
+          <w:rFonts w:ascii="Times New Roman" w:hAnsi="Times New Roman"/>
+          <w:bCs/>
+          <w:sz w:val="26"/>
+          <w:szCs w:val="26"/>
+          <w:lang w:val="pl-PL" w:eastAsia="x-none"/>
+        </w:rPr>
+      </w:pPr>
+      <w:r>
+        <w:rPr>
+          <w:rFonts w:ascii="Times New Roman" w:hAnsi="Times New Roman"/>
+          <w:bCs/>
+          <w:sz w:val="26"/>
+          <w:szCs w:val="26"/>
+          <w:lang w:val="pl-PL" w:eastAsia="x-none"/>
+        </w:rPr>
+        <w:t>- [Tên HĐ thế chấp] số [Số HĐ thế chấp] ngày [Ngày ký HĐTC]; [Văn bản sửa đổi, bổ sung]</w:t>
+      </w:r>
+    </w:p>
+    <w:p>
+      <w:pPr>
+        <w:spacing w:after="0"/>
+        <w:ind w:firstLine="567"/>
+        <w:jc w:val="both"/>
+        <w:rPr>
+          <w:rFonts w:ascii="Times New Roman" w:hAnsi="Times New Roman"/>
+          <w:bCs/>
+          <w:sz w:val="26"/>
+          <w:szCs w:val="26"/>
+          <w:lang w:val="pl-PL" w:eastAsia="x-none"/>
+        </w:rPr>
+      </w:pPr>
+      <w:r>
+        <w:rPr>
+          <w:rFonts w:ascii="Times New Roman" w:hAnsi="Times New Roman"/>
+          <w:bCs/>
+          <w:sz w:val="26"/>
+          <w:szCs w:val="26"/>
+          <w:lang w:val="pl-PL" w:eastAsia="x-none"/>
+        </w:rPr>
+        <w:t>[/ĐS]</w:t>
+      </w:r>
+    </w:p>
+    <w:p>
+      <w:pPr>
+        <w:spacing w:after="0"/>
+        <w:ind w:firstLine="567"/>
+        <w:jc w:val="both"/>
+        <w:rPr>
+          <w:rFonts w:ascii="Times New Roman" w:hAnsi="Times New Roman"/>
+          <w:bCs/>
+          <w:sz w:val="26"/>
+          <w:szCs w:val="26"/>
+          <w:lang w:val="pl-PL" w:eastAsia="x-none"/>
+        </w:rPr>
+      </w:pPr>
+      <w:r>
+        <w:rPr>
+          <w:rFonts w:ascii="Times New Roman" w:hAnsi="Times New Roman"/>
+          <w:bCs/>
+          <w:sz w:val="26"/>
+          <w:szCs w:val="26"/>
+          <w:lang w:val="pl-PL" w:eastAsia="x-none"/>
+        </w:rPr>
         <w:t>Chi tiết về các biện pháp và tài sản bảo đảm thực hiện nghĩa vụ được quy định cụ thể trong Hợp đồng bảo đảm được giao kết giữa Ngân hàng và Bên bảo đảm.</w:t>
       </w:r>
     </w:p>
@@ -3581,7 +3307,18 @@
           <w:szCs w:val="26"/>
           <w:lang w:val="pl-PL" w:eastAsia="x-none"/>
         </w:rPr>
-        <w:t>3. Trường hợp phải xử lý tài sản bảo đảm để thu hồi nợ, nếu số tiền bán tài sản bảo đảm lớn hơn phạm vi bảo đảm, Ngân hàng được quyền sử dụng phần còn lại thu nợ cho phần nợ không có bảo đảm của Khách hàng tại Hợp đồng này và/hoặc các Hợp đồng tín dụng khác của Khách hàng tại Ngân hàng.</w:t>
+        <w:t xml:space="preserve">3. Trường hợp phải xử lý tài sản bảo đảm để thu hồi nợ, nếu số tiền bán tài sản bảo đảm lớn hơn phạm vi bảo đảm, Ngân hàng được quyền sử dụng phần còn lại thu nợ cho </w:t>
+      </w:r>
+      <w:r>
+        <w:rPr>
+          <w:rFonts w:ascii="Times New Roman" w:hAnsi="Times New Roman"/>
+          <w:bCs/>
+          <w:sz w:val="26"/>
+          <w:szCs w:val="26"/>
+          <w:lang w:val="pl-PL" w:eastAsia="x-none"/>
+        </w:rPr>
+        <w:lastRenderedPageBreak/>
+        <w:t>phần nợ không có bảo đảm của Khách hàng tại Hợp đồng này và/hoặc các Hợp đồng tín dụng khác của Khách hàng tại Ngân hàng.</w:t>
       </w:r>
     </w:p>
     <w:p>
@@ -3627,7 +3364,6 @@
           <w:szCs w:val="26"/>
           <w:lang w:val="es-ES"/>
         </w:rPr>
-        <w:lastRenderedPageBreak/>
         <w:t xml:space="preserve">1. Điều kiện giải ngân vốn vay: Ngân hàng giải ngân vốn vay khi </w:t>
       </w:r>
       <w:r>
@@ -4382,17 +4118,8 @@
           <w:szCs w:val="26"/>
           <w:lang w:val="pl-PL"/>
         </w:rPr>
-        <w:t xml:space="preserve">+ Khi khoản vay bị chuyển nợ quá hạn, Ngân hàng sẽ thông báo cho Khách hàng bằng văn bản (gửi trực tiếp hoặc qua bưu điện theo địa chỉ của Khách hàng đã đăng ký theo </w:t>
-      </w:r>
-      <w:r>
-        <w:rPr>
-          <w:rFonts w:ascii="Times New Roman" w:hAnsi="Times New Roman"/>
-          <w:sz w:val="26"/>
-          <w:szCs w:val="26"/>
-          <w:lang w:val="pl-PL"/>
-        </w:rPr>
         <w:lastRenderedPageBreak/>
-        <w:t>hợp đồng này) hoặc bằng phương tiện điện tử (tin nhắn SMS/email đã được Khách hàng đăng ký theo hợp đồng này).</w:t>
+        <w:t>+ Khi khoản vay bị chuyển nợ quá hạn, Ngân hàng sẽ thông báo cho Khách hàng bằng văn bản (gửi trực tiếp hoặc qua bưu điện theo địa chỉ của Khách hàng đã đăng ký theo hợp đồng này) hoặc bằng phương tiện điện tử (tin nhắn SMS/email đã được Khách hàng đăng ký theo hợp đồng này).</w:t>
       </w:r>
     </w:p>
     <w:p>
@@ -8868,6 +8595,7 @@
     <w:rsidRoot w:val="00854C4E"/>
     <w:rsid w:val="000E43DA"/>
     <w:rsid w:val="00123DCE"/>
+    <w:rsid w:val="0020022A"/>
     <w:rsid w:val="00347FD8"/>
     <w:rsid w:val="003505A4"/>
     <w:rsid w:val="006F21AC"/>
@@ -8875,6 +8603,7 @@
     <w:rsid w:val="00A5357B"/>
     <w:rsid w:val="00A5565B"/>
     <w:rsid w:val="00AB7367"/>
+    <w:rsid w:val="00C01227"/>
     <w:rsid w:val="00E367EE"/>
     <w:rsid w:val="00E57528"/>
     <w:rsid w:val="00E63386"/>

--- a/report_assets/KHCN templates/Hợp đồng tín dụng/2268.06A HDTD vay theo Han muc co TSBD.docx
+++ b/report_assets/KHCN templates/Hợp đồng tín dụng/2268.06A HDTD vay theo Han muc co TSBD.docx
@@ -136,7 +136,7 @@
           </mc:Choice>
           <mc:Fallback>
             <w:pict>
-              <v:line w14:anchorId="7FDA8B98" id="Straight Connector 28" o:spid="_x0000_s1026" style="position:absolute;z-index:251659264;visibility:visible;mso-wrap-style:square;mso-width-percent:0;mso-height-percent:0;mso-wrap-distance-left:9pt;mso-wrap-distance-top:0;mso-wrap-distance-right:9pt;mso-wrap-distance-bottom:0;mso-position-horizontal:center;mso-position-horizontal-relative:margin;mso-position-vertical:absolute;mso-position-vertical-relative:text;mso-width-percent:0;mso-height-percent:0;mso-width-relative:page;mso-height-relative:page" from="0,2.2pt" to="155.9pt,2.2pt" o:gfxdata="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">
+              <v:line w14:anchorId="62ECC560" id="Straight Connector 28" o:spid="_x0000_s1026" style="position:absolute;z-index:251659264;visibility:visible;mso-wrap-style:square;mso-width-percent:0;mso-height-percent:0;mso-wrap-distance-left:9pt;mso-wrap-distance-top:0;mso-wrap-distance-right:9pt;mso-wrap-distance-bottom:0;mso-position-horizontal:center;mso-position-horizontal-relative:margin;mso-position-vertical:absolute;mso-position-vertical-relative:text;mso-width-percent:0;mso-height-percent:0;mso-width-relative:page;mso-height-relative:page" from="0,2.2pt" to="155.9pt,2.2pt" o:gfxdata="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">
                 <w10:wrap anchorx="margin"/>
               </v:line>
             </w:pict>
@@ -1202,62 +1202,120 @@
           <w:rFonts w:ascii="Times New Roman" w:eastAsia="Times New Roman" w:hAnsi="Times New Roman"/>
           <w:sz w:val="26"/>
           <w:szCs w:val="26"/>
-          <w:lang w:val="es-MX"/>
-        </w:rPr>
-      </w:pPr>
-      <w:r>
-        <w:rPr>
-          <w:rFonts w:ascii="Times New Roman" w:eastAsia="Times New Roman" w:hAnsi="Times New Roman"/>
-          <w:sz w:val="26"/>
-          <w:szCs w:val="26"/>
-          <w:lang w:val="es-MX"/>
-        </w:rPr>
-        <w:t xml:space="preserve">Giấy chứng nhận </w:t>
-      </w:r>
-      <w:r>
-        <w:rPr>
-          <w:rFonts w:ascii="Times New Roman" w:eastAsia="Times New Roman" w:hAnsi="Times New Roman" w:hint="eastAsia"/>
-          <w:sz w:val="26"/>
-          <w:szCs w:val="26"/>
-          <w:lang w:val="es-MX"/>
-        </w:rPr>
-        <w:t>đă</w:t>
-      </w:r>
-      <w:r>
-        <w:rPr>
-          <w:rFonts w:ascii="Times New Roman" w:eastAsia="Times New Roman" w:hAnsi="Times New Roman"/>
-          <w:sz w:val="26"/>
-          <w:szCs w:val="26"/>
-          <w:lang w:val="es-MX"/>
-        </w:rPr>
-        <w:t>ng ký kinh doanh số [</w:t>
-      </w:r>
-      <w:r>
-        <w:rPr>
-          <w:rFonts w:ascii="Times New Roman" w:eastAsia="Times New Roman" w:hAnsi="Times New Roman" w:hint="eastAsia"/>
-          <w:sz w:val="26"/>
-          <w:szCs w:val="26"/>
-          <w:lang w:val="es-MX"/>
-        </w:rPr>
-        <w:t>Đă</w:t>
-      </w:r>
-      <w:r>
-        <w:rPr>
-          <w:rFonts w:ascii="Times New Roman" w:eastAsia="Times New Roman" w:hAnsi="Times New Roman"/>
-          <w:sz w:val="26"/>
-          <w:szCs w:val="26"/>
-          <w:lang w:val="es-MX"/>
-        </w:rPr>
-        <w:t>ng ký kinh doanh số]</w:t>
-      </w:r>
-      <w:r>
-        <w:rPr>
-          <w:rFonts w:ascii="Times New Roman" w:hAnsi="Times New Roman"/>
-          <w:sz w:val="26"/>
-          <w:szCs w:val="26"/>
-          <w:lang w:val="es-MX"/>
-        </w:rPr>
-        <w:t>.</w:t>
+        </w:rPr>
+      </w:pPr>
+      <w:r>
+        <w:rPr>
+          <w:rFonts w:ascii="Times New Roman" w:eastAsia="Times New Roman" w:hAnsi="Times New Roman"/>
+          <w:sz w:val="26"/>
+          <w:szCs w:val="26"/>
+        </w:rPr>
+        <w:t>[#TLPA]</w:t>
+      </w:r>
+    </w:p>
+    <w:p>
+      <w:pPr>
+        <w:spacing w:after="0"/>
+        <w:ind w:firstLine="567"/>
+        <w:jc w:val="both"/>
+        <w:rPr>
+          <w:rFonts w:ascii="Times New Roman" w:eastAsia="Times New Roman" w:hAnsi="Times New Roman"/>
+          <w:sz w:val="26"/>
+          <w:szCs w:val="26"/>
+        </w:rPr>
+      </w:pPr>
+      <w:r>
+        <w:rPr>
+          <w:rFonts w:ascii="Times New Roman" w:eastAsia="Times New Roman" w:hAnsi="Times New Roman"/>
+          <w:sz w:val="26"/>
+          <w:szCs w:val="26"/>
+        </w:rPr>
+        <w:lastRenderedPageBreak/>
+        <w:t>[TLPA.Loại tài liệu]</w:t>
+      </w:r>
+      <w:r>
+        <w:rPr>
+          <w:rFonts w:ascii="Times New Roman" w:eastAsia="Times New Roman" w:hAnsi="Times New Roman"/>
+          <w:sz w:val="26"/>
+          <w:szCs w:val="26"/>
+        </w:rPr>
+        <w:t xml:space="preserve"> số </w:t>
+      </w:r>
+      <w:r>
+        <w:rPr>
+          <w:rFonts w:ascii="Times New Roman" w:eastAsia="Times New Roman" w:hAnsi="Times New Roman"/>
+          <w:sz w:val="26"/>
+          <w:szCs w:val="26"/>
+        </w:rPr>
+        <w:t>[TLPA.Số tài liệu]</w:t>
+      </w:r>
+      <w:r>
+        <w:rPr>
+          <w:rFonts w:ascii="Times New Roman" w:eastAsia="Times New Roman" w:hAnsi="Times New Roman"/>
+          <w:sz w:val="26"/>
+          <w:szCs w:val="26"/>
+        </w:rPr>
+        <w:t xml:space="preserve">; </w:t>
+      </w:r>
+      <w:r>
+        <w:rPr>
+          <w:rFonts w:ascii="Times New Roman" w:eastAsia="Times New Roman" w:hAnsi="Times New Roman"/>
+          <w:sz w:val="26"/>
+          <w:szCs w:val="26"/>
+        </w:rPr>
+        <w:t>Cơ quan cấp: [TLPA.Cơ quan cấp]</w:t>
+      </w:r>
+      <w:r>
+        <w:rPr>
+          <w:rFonts w:ascii="Times New Roman" w:eastAsia="Times New Roman" w:hAnsi="Times New Roman"/>
+          <w:sz w:val="26"/>
+          <w:szCs w:val="26"/>
+        </w:rPr>
+        <w:t xml:space="preserve">; </w:t>
+      </w:r>
+      <w:r>
+        <w:rPr>
+          <w:rFonts w:ascii="Times New Roman" w:eastAsia="Times New Roman" w:hAnsi="Times New Roman"/>
+          <w:sz w:val="26"/>
+          <w:szCs w:val="26"/>
+        </w:rPr>
+        <w:t>Ngày cấp: [TLPA.Ngày cấp]</w:t>
+      </w:r>
+      <w:r>
+        <w:rPr>
+          <w:rFonts w:ascii="Times New Roman" w:eastAsia="Times New Roman" w:hAnsi="Times New Roman"/>
+          <w:sz w:val="26"/>
+          <w:szCs w:val="26"/>
+        </w:rPr>
+        <w:t xml:space="preserve">; </w:t>
+      </w:r>
+      <w:r>
+        <w:rPr>
+          <w:rFonts w:ascii="Times New Roman" w:eastAsia="Times New Roman" w:hAnsi="Times New Roman"/>
+          <w:sz w:val="26"/>
+          <w:szCs w:val="26"/>
+        </w:rPr>
+        <w:t>[TLPA.Ghi chú]</w:t>
+      </w:r>
+    </w:p>
+    <w:p>
+      <w:pPr>
+        <w:spacing w:after="0"/>
+        <w:ind w:firstLine="567"/>
+        <w:jc w:val="both"/>
+        <w:rPr>
+          <w:rFonts w:ascii="Times New Roman" w:eastAsia="Times New Roman" w:hAnsi="Times New Roman"/>
+          <w:sz w:val="26"/>
+          <w:szCs w:val="26"/>
+        </w:rPr>
+      </w:pPr>
+      <w:r>
+        <w:rPr>
+          <w:rFonts w:ascii="Times New Roman" w:eastAsia="Times New Roman" w:hAnsi="Times New Roman"/>
+          <w:sz w:val="26"/>
+          <w:szCs w:val="26"/>
+        </w:rPr>
+        <w:t>[/TLPA]</w:t>
       </w:r>
     </w:p>
     <w:p>
@@ -1304,7 +1362,6 @@
           <w:szCs w:val="26"/>
           <w:lang w:val="pt-BR"/>
         </w:rPr>
-        <w:lastRenderedPageBreak/>
         <w:t>Ngân hàng và Khách hàng thỏa thuận ký kết Hợp đồng tín dụng này với các điều khoản sau đây:</w:t>
       </w:r>
     </w:p>
@@ -2339,6 +2396,7 @@
           <w:szCs w:val="26"/>
           <w:lang w:val="vi-VN"/>
         </w:rPr>
+        <w:lastRenderedPageBreak/>
         <w:t>c) Trường hợp Ngân hàng đánh giá,</w:t>
       </w:r>
       <w:r>
@@ -2407,17 +2465,7 @@
           <w:szCs w:val="26"/>
           <w:lang w:val="vi-VN"/>
         </w:rPr>
-        <w:t xml:space="preserve"> đáp ứng một trong các nội dung quy định tại </w:t>
-      </w:r>
-      <w:r>
-        <w:rPr>
-          <w:rFonts w:ascii="Times New Roman" w:eastAsia="Times New Roman" w:hAnsi="Times New Roman"/>
-          <w:sz w:val="26"/>
-          <w:szCs w:val="26"/>
-          <w:lang w:val="vi-VN"/>
-        </w:rPr>
-        <w:lastRenderedPageBreak/>
-        <w:t>tiết (i), (ii) điểm a khoản thì chấm dứt thời hạn duy trì hạn mức theo Hợp đồng này kể từ ngày Ngân hàng thông báo cho khách hàng về việc chấm dứt thời gian duy trì hạn mức.</w:t>
+        <w:t xml:space="preserve"> đáp ứng một trong các nội dung quy định tại tiết (i), (ii) điểm a khoản thì chấm dứt thời hạn duy trì hạn mức theo Hợp đồng này kể từ ngày Ngân hàng thông báo cho khách hàng về việc chấm dứt thời gian duy trì hạn mức.</w:t>
       </w:r>
     </w:p>
     <w:p>
@@ -2653,7 +2701,7 @@
           <w:szCs w:val="26"/>
           <w:lang w:val="pl-PL"/>
         </w:rPr>
-        <w:t xml:space="preserve"> Lãi suất tại thời điểm ký hợp đồng tín dụng này là [HĐTD.Lãi suất vay]/năm;</w:t>
+        <w:t xml:space="preserve"> Lãi suất tại thời điểm ký hợp đồng tín dụng này là [HĐTD.Lãi suất vay];</w:t>
       </w:r>
     </w:p>
     <w:p>
@@ -2720,6 +2768,15 @@
           <w:lang w:val="pl-PL"/>
         </w:rPr>
         <w:t>bằng 150% lãi suất trong hạn</w:t>
+      </w:r>
+      <w:r>
+        <w:rPr>
+          <w:rFonts w:ascii="Times New Roman" w:hAnsi="Times New Roman"/>
+          <w:sz w:val="26"/>
+          <w:szCs w:val="26"/>
+          <w:lang w:val="pl-PL"/>
+        </w:rPr>
+        <w:t>.</w:t>
       </w:r>
     </w:p>
     <w:p>
@@ -3263,6 +3320,7 @@
           <w:szCs w:val="26"/>
           <w:lang w:val="pl-PL" w:eastAsia="x-none"/>
         </w:rPr>
+        <w:lastRenderedPageBreak/>
         <w:t>2. Nghĩa vụ của Khách hàng</w:t>
       </w:r>
       <w:r>
@@ -3307,18 +3365,7 @@
           <w:szCs w:val="26"/>
           <w:lang w:val="pl-PL" w:eastAsia="x-none"/>
         </w:rPr>
-        <w:t xml:space="preserve">3. Trường hợp phải xử lý tài sản bảo đảm để thu hồi nợ, nếu số tiền bán tài sản bảo đảm lớn hơn phạm vi bảo đảm, Ngân hàng được quyền sử dụng phần còn lại thu nợ cho </w:t>
-      </w:r>
-      <w:r>
-        <w:rPr>
-          <w:rFonts w:ascii="Times New Roman" w:hAnsi="Times New Roman"/>
-          <w:bCs/>
-          <w:sz w:val="26"/>
-          <w:szCs w:val="26"/>
-          <w:lang w:val="pl-PL" w:eastAsia="x-none"/>
-        </w:rPr>
-        <w:lastRenderedPageBreak/>
-        <w:t>phần nợ không có bảo đảm của Khách hàng tại Hợp đồng này và/hoặc các Hợp đồng tín dụng khác của Khách hàng tại Ngân hàng.</w:t>
+        <w:t>3. Trường hợp phải xử lý tài sản bảo đảm để thu hồi nợ, nếu số tiền bán tài sản bảo đảm lớn hơn phạm vi bảo đảm, Ngân hàng được quyền sử dụng phần còn lại thu nợ cho phần nợ không có bảo đảm của Khách hàng tại Hợp đồng này và/hoặc các Hợp đồng tín dụng khác của Khách hàng tại Ngân hàng.</w:t>
       </w:r>
     </w:p>
     <w:p>
@@ -4074,6 +4121,7 @@
           <w:szCs w:val="26"/>
           <w:lang w:val="pl-PL"/>
         </w:rPr>
+        <w:lastRenderedPageBreak/>
         <w:t>- Đến kỳ hạn trả nợ đã thoả thuận trong Hợp đồng này, nếu Khách hàng không trả nợ thì Ngân hàng chuyển nợ quá hạn đối với số dư nợ gốc mà Khách hàng không trả được nợ đúng hạn. Khách hàng phải chịu lãi suất quá hạn theo quy định tại khoản 1 Điều 2 Hợp đồng này đối với dư nợ gốc bị quá hạn đó.</w:t>
       </w:r>
     </w:p>
@@ -4118,7 +4166,6 @@
           <w:szCs w:val="26"/>
           <w:lang w:val="pl-PL"/>
         </w:rPr>
-        <w:lastRenderedPageBreak/>
         <w:t>+ Khi khoản vay bị chuyển nợ quá hạn, Ngân hàng sẽ thông báo cho Khách hàng bằng văn bản (gửi trực tiếp hoặc qua bưu điện theo địa chỉ của Khách hàng đã đăng ký theo hợp đồng này) hoặc bằng phương tiện điện tử (tin nhắn SMS/email đã được Khách hàng đăng ký theo hợp đồng này).</w:t>
       </w:r>
     </w:p>
@@ -4705,6 +4752,7 @@
           <w:szCs w:val="26"/>
           <w:lang w:val="pt-BR"/>
         </w:rPr>
+        <w:lastRenderedPageBreak/>
         <w:t xml:space="preserve">2. </w:t>
       </w:r>
       <w:r>
@@ -4825,7 +4873,6 @@
           <w:szCs w:val="26"/>
           <w:lang w:val="pt-BR"/>
         </w:rPr>
-        <w:lastRenderedPageBreak/>
         <w:t>3. Khi thực hiện tạm ngừng cho vay, chấm dứt cho vay, thu hồi nợ trước hạn, Ngân hàng thực hiện thông báo cho Khách hàng. Hình thức và nội dung thông báo chấm dứt cho vay, thu hồi nợ trước hạn:</w:t>
       </w:r>
     </w:p>
@@ -5578,6 +5625,7 @@
           <w:szCs w:val="26"/>
           <w:lang w:val="pl-PL" w:eastAsia="vi-VN"/>
         </w:rPr>
+        <w:lastRenderedPageBreak/>
         <w:t>e) Bàn giao tài sản bảo đảm và phối hợp với Ngân hàng để xử lý tài sản bảo đảm khi có căn cứ xử lý tài</w:t>
       </w:r>
       <w:r>
@@ -5735,147 +5783,642 @@
           <w:szCs w:val="26"/>
           <w:lang w:val="pl-PL"/>
         </w:rPr>
+        <w:t>Điều 8. Quyền và nghĩa vụ của Ngân hàng</w:t>
+      </w:r>
+    </w:p>
+    <w:p>
+      <w:pPr>
+        <w:spacing w:after="0"/>
+        <w:ind w:firstLine="567"/>
+        <w:jc w:val="both"/>
+        <w:rPr>
+          <w:rFonts w:ascii="Times New Roman" w:hAnsi="Times New Roman"/>
+          <w:sz w:val="26"/>
+          <w:szCs w:val="26"/>
+          <w:lang w:val="pl-PL" w:eastAsia="vi-VN"/>
+        </w:rPr>
+      </w:pPr>
+      <w:r>
+        <w:rPr>
+          <w:rFonts w:ascii="Times New Roman" w:hAnsi="Times New Roman"/>
+          <w:sz w:val="26"/>
+          <w:szCs w:val="26"/>
+          <w:lang w:val="pl-PL"/>
+        </w:rPr>
+        <w:t>Ngân hàng</w:t>
+      </w:r>
+      <w:r>
+        <w:rPr>
+          <w:rFonts w:ascii="Times New Roman" w:hAnsi="Times New Roman"/>
+          <w:sz w:val="26"/>
+          <w:szCs w:val="26"/>
+          <w:lang w:val="pl-PL" w:eastAsia="vi-VN"/>
+        </w:rPr>
+        <w:t xml:space="preserve"> có quyền: </w:t>
+      </w:r>
+    </w:p>
+    <w:p>
+      <w:pPr>
+        <w:spacing w:after="0"/>
+        <w:ind w:firstLine="567"/>
+        <w:jc w:val="both"/>
+        <w:rPr>
+          <w:rFonts w:ascii="Times New Roman" w:hAnsi="Times New Roman"/>
+          <w:sz w:val="26"/>
+          <w:szCs w:val="26"/>
+          <w:lang w:val="pl-PL"/>
+        </w:rPr>
+      </w:pPr>
+      <w:r>
+        <w:rPr>
+          <w:rFonts w:ascii="Times New Roman" w:hAnsi="Times New Roman"/>
+          <w:sz w:val="26"/>
+          <w:szCs w:val="26"/>
+          <w:lang w:val="pl-PL"/>
+        </w:rPr>
+        <w:t xml:space="preserve">a) Từ chối các yêu cầu của Khách hàng không đúng với quy định của pháp luật và thỏa thuận trong Hợp đồng này; </w:t>
+      </w:r>
+    </w:p>
+    <w:p>
+      <w:pPr>
+        <w:spacing w:after="0"/>
+        <w:ind w:firstLine="567"/>
+        <w:jc w:val="both"/>
+        <w:rPr>
+          <w:rFonts w:ascii="Times New Roman" w:hAnsi="Times New Roman"/>
+          <w:sz w:val="26"/>
+          <w:szCs w:val="26"/>
+          <w:lang w:val="pl-PL"/>
+        </w:rPr>
+      </w:pPr>
+      <w:r>
+        <w:rPr>
+          <w:rFonts w:ascii="Times New Roman" w:hAnsi="Times New Roman"/>
+          <w:sz w:val="26"/>
+          <w:szCs w:val="26"/>
+          <w:lang w:val="pl-PL"/>
+        </w:rPr>
+        <w:t>b) Kiểm tra, giám sát sử dụng vốn vay, tình hình hoạt động kinh doanh, tài sản bảo đảm, khả năng trả nợ của Khách hàng;</w:t>
+      </w:r>
+    </w:p>
+    <w:p>
+      <w:pPr>
+        <w:spacing w:after="0"/>
+        <w:ind w:firstLine="567"/>
+        <w:jc w:val="both"/>
+        <w:rPr>
+          <w:rFonts w:ascii="Times New Roman" w:hAnsi="Times New Roman"/>
+          <w:sz w:val="26"/>
+          <w:szCs w:val="26"/>
+        </w:rPr>
+      </w:pPr>
+      <w:r>
+        <w:rPr>
+          <w:rFonts w:ascii="Times New Roman" w:hAnsi="Times New Roman"/>
+          <w:sz w:val="26"/>
+          <w:szCs w:val="26"/>
+          <w:lang w:val="pl-PL" w:eastAsia="vi-VN"/>
+        </w:rPr>
+        <w:t>c) Y</w:t>
+      </w:r>
+      <w:r>
+        <w:rPr>
+          <w:rFonts w:ascii="Times New Roman" w:hAnsi="Times New Roman"/>
+          <w:sz w:val="26"/>
+          <w:szCs w:val="26"/>
+          <w:lang w:val="pl-PL"/>
+        </w:rPr>
+        <w:t xml:space="preserve">êu cầu Khách hàng </w:t>
+      </w:r>
+      <w:r>
+        <w:rPr>
+          <w:rFonts w:ascii="Times New Roman" w:hAnsi="Times New Roman"/>
+          <w:sz w:val="26"/>
+          <w:szCs w:val="26"/>
+          <w:lang w:val="pl-PL" w:eastAsia="vi-VN"/>
+        </w:rPr>
+        <w:t xml:space="preserve">bổ sung, thay đổi tài sản bảo đảm </w:t>
+      </w:r>
+      <w:r>
+        <w:rPr>
+          <w:rFonts w:ascii="Times New Roman" w:hAnsi="Times New Roman"/>
+          <w:sz w:val="26"/>
+          <w:szCs w:val="26"/>
+          <w:lang w:val="pl-PL"/>
+        </w:rPr>
+        <w:t xml:space="preserve">và/hoặc trả nợ trước hạn và/ hoặc giảm hạn mức cho vay theo tỷ lệ giảm tương ứng của giá trị tài sản </w:t>
+      </w:r>
+      <w:r>
+        <w:rPr>
+          <w:rFonts w:ascii="Times New Roman" w:hAnsi="Times New Roman"/>
+          <w:sz w:val="26"/>
+          <w:szCs w:val="26"/>
+          <w:lang w:val="pl-PL" w:eastAsia="vi-VN"/>
+        </w:rPr>
+        <w:t>khi có căn cứ cho rằng giá trị tài sản bảo đảm suy giảm hoặc xảy ra sự kiện pháp lý làm ảnh hưởng đến tài sản đảm bảo và giá trị tài sản bảo đảm</w:t>
+      </w:r>
+      <w:r>
+        <w:rPr>
+          <w:rFonts w:ascii="Times New Roman" w:hAnsi="Times New Roman"/>
+          <w:sz w:val="26"/>
+          <w:szCs w:val="26"/>
+          <w:lang w:val="pl-PL"/>
+        </w:rPr>
+        <w:t>;</w:t>
+      </w:r>
+    </w:p>
+    <w:p>
+      <w:pPr>
+        <w:spacing w:after="0"/>
+        <w:ind w:firstLine="567"/>
+        <w:jc w:val="both"/>
+        <w:rPr>
+          <w:rFonts w:ascii="Times New Roman" w:hAnsi="Times New Roman"/>
+          <w:sz w:val="26"/>
+          <w:szCs w:val="26"/>
+        </w:rPr>
+      </w:pPr>
+      <w:r>
+        <w:rPr>
+          <w:rFonts w:ascii="Times New Roman" w:hAnsi="Times New Roman"/>
+          <w:sz w:val="26"/>
+          <w:szCs w:val="26"/>
+          <w:lang w:val="pl-PL"/>
+        </w:rPr>
+        <w:t>d) Đ</w:t>
+      </w:r>
+      <w:r>
+        <w:rPr>
+          <w:rFonts w:ascii="Times New Roman" w:hAnsi="Times New Roman"/>
+          <w:sz w:val="26"/>
+          <w:szCs w:val="26"/>
+        </w:rPr>
+        <w:t xml:space="preserve">ược </w:t>
+      </w:r>
+      <w:r>
+        <w:rPr>
+          <w:rFonts w:ascii="Times New Roman" w:hAnsi="Times New Roman"/>
+          <w:sz w:val="26"/>
+          <w:szCs w:val="26"/>
+          <w:lang w:val="pl-PL"/>
+        </w:rPr>
+        <w:t xml:space="preserve">chủ động trích tiền từ bất kỳ tài khoản nào của Khách hàng mở tại Agribank </w:t>
+      </w:r>
+      <w:r>
+        <w:rPr>
+          <w:rFonts w:ascii="Times New Roman" w:hAnsi="Times New Roman"/>
+          <w:sz w:val="26"/>
+          <w:szCs w:val="26"/>
+        </w:rPr>
+        <w:t>để thu nợ gốc, lãi</w:t>
+      </w:r>
+      <w:r>
+        <w:rPr>
+          <w:rFonts w:ascii="Times New Roman" w:hAnsi="Times New Roman"/>
+          <w:sz w:val="26"/>
+          <w:szCs w:val="26"/>
+          <w:lang w:val="pl-PL"/>
+        </w:rPr>
+        <w:t>, phí</w:t>
+      </w:r>
+      <w:r>
+        <w:rPr>
+          <w:rFonts w:ascii="Times New Roman" w:hAnsi="Times New Roman"/>
+          <w:sz w:val="26"/>
+          <w:szCs w:val="26"/>
+        </w:rPr>
+        <w:t xml:space="preserve"> </w:t>
+      </w:r>
+      <w:r>
+        <w:rPr>
+          <w:rFonts w:ascii="Times New Roman" w:hAnsi="Times New Roman"/>
+          <w:sz w:val="26"/>
+          <w:szCs w:val="26"/>
+          <w:lang w:val="pl-PL"/>
+        </w:rPr>
+        <w:t xml:space="preserve">quá hạn </w:t>
+      </w:r>
+      <w:r>
+        <w:rPr>
+          <w:rFonts w:ascii="Times New Roman" w:hAnsi="Times New Roman"/>
+          <w:sz w:val="26"/>
+          <w:szCs w:val="26"/>
+        </w:rPr>
+        <w:t>của Khách hàng theo Hợp đồng này</w:t>
+      </w:r>
+      <w:r>
+        <w:rPr>
+          <w:rFonts w:ascii="Times New Roman" w:hAnsi="Times New Roman"/>
+          <w:sz w:val="26"/>
+          <w:szCs w:val="26"/>
+          <w:lang w:val="pl-PL"/>
+        </w:rPr>
+        <w:t xml:space="preserve"> và thông báo cho Khách hàng biết;</w:t>
+      </w:r>
+    </w:p>
+    <w:p>
+      <w:pPr>
+        <w:spacing w:after="0"/>
+        <w:ind w:firstLine="567"/>
+        <w:jc w:val="both"/>
+        <w:rPr>
+          <w:rFonts w:ascii="Times New Roman" w:hAnsi="Times New Roman"/>
+          <w:i/>
+          <w:sz w:val="26"/>
+          <w:szCs w:val="26"/>
+          <w:lang w:eastAsia="vi-VN"/>
+        </w:rPr>
+      </w:pPr>
+      <w:r>
+        <w:rPr>
+          <w:rFonts w:ascii="Times New Roman" w:hAnsi="Times New Roman"/>
+          <w:sz w:val="26"/>
+          <w:szCs w:val="26"/>
+          <w:lang w:val="pl-PL"/>
+        </w:rPr>
+        <w:t>đ) Y</w:t>
+      </w:r>
+      <w:r>
+        <w:rPr>
+          <w:rFonts w:ascii="Times New Roman" w:hAnsi="Times New Roman"/>
+          <w:sz w:val="26"/>
+          <w:szCs w:val="26"/>
+          <w:lang w:eastAsia="vi-VN"/>
+        </w:rPr>
+        <w:t xml:space="preserve">êu cầu bất cứ Bên bảo lãnh, Bên bảo đảm nào thực hiện nghĩa vụ theo các Hợp đồng bảo đảm đã giao kết với Ngân hàng; </w:t>
+      </w:r>
+      <w:r>
+        <w:rPr>
+          <w:rFonts w:ascii="Times New Roman" w:hAnsi="Times New Roman"/>
+          <w:sz w:val="26"/>
+          <w:szCs w:val="26"/>
+          <w:lang w:val="pl-PL"/>
+        </w:rPr>
+        <w:t>T</w:t>
+      </w:r>
+      <w:r>
+        <w:rPr>
+          <w:rFonts w:ascii="Times New Roman" w:hAnsi="Times New Roman"/>
+          <w:sz w:val="26"/>
+          <w:szCs w:val="26"/>
+          <w:lang w:val="pl-PL" w:eastAsia="vi-VN"/>
+        </w:rPr>
+        <w:t>hu giữ tài sản bảo đảm và xử lý tài sản theo hợp đồng bảo đảm</w:t>
+      </w:r>
+      <w:r>
+        <w:rPr>
+          <w:rFonts w:ascii="Times New Roman" w:hAnsi="Times New Roman"/>
+          <w:sz w:val="26"/>
+          <w:szCs w:val="26"/>
+          <w:lang w:eastAsia="vi-VN"/>
+        </w:rPr>
+        <w:t xml:space="preserve">, </w:t>
+      </w:r>
+      <w:r>
+        <w:rPr>
+          <w:rFonts w:ascii="Times New Roman" w:hAnsi="Times New Roman"/>
+          <w:sz w:val="26"/>
+          <w:szCs w:val="26"/>
+          <w:lang w:val="pl-PL" w:eastAsia="vi-VN"/>
+        </w:rPr>
+        <w:t>để thu hồi nợ</w:t>
+      </w:r>
+      <w:r>
+        <w:rPr>
+          <w:rFonts w:ascii="Times New Roman" w:hAnsi="Times New Roman"/>
+          <w:sz w:val="26"/>
+          <w:szCs w:val="26"/>
+          <w:lang w:val="pl-PL"/>
+        </w:rPr>
+        <w:t xml:space="preserve"> và/hoặc </w:t>
+      </w:r>
+      <w:r>
+        <w:rPr>
+          <w:rFonts w:ascii="Times New Roman" w:hAnsi="Times New Roman"/>
+          <w:sz w:val="26"/>
+          <w:szCs w:val="26"/>
+        </w:rPr>
+        <w:t>khởi kiện, tố cáo theo quy định của pháp luật;</w:t>
+      </w:r>
+    </w:p>
+    <w:p>
+      <w:pPr>
+        <w:spacing w:after="0"/>
+        <w:ind w:firstLine="567"/>
+        <w:jc w:val="both"/>
+        <w:rPr>
+          <w:rFonts w:ascii="Times New Roman" w:hAnsi="Times New Roman"/>
+          <w:sz w:val="26"/>
+          <w:szCs w:val="26"/>
+          <w:lang w:eastAsia="vi-VN"/>
+        </w:rPr>
+      </w:pPr>
+      <w:r>
+        <w:rPr>
+          <w:rFonts w:ascii="Times New Roman" w:hAnsi="Times New Roman"/>
+          <w:sz w:val="26"/>
+          <w:szCs w:val="26"/>
+          <w:lang w:eastAsia="vi-VN"/>
+        </w:rPr>
+        <w:t xml:space="preserve">e) </w:t>
+      </w:r>
+      <w:r>
+        <w:rPr>
+          <w:rFonts w:ascii="Times New Roman" w:hAnsi="Times New Roman"/>
+          <w:sz w:val="26"/>
+          <w:szCs w:val="26"/>
+          <w:lang w:val="pl-PL"/>
+        </w:rPr>
+        <w:t>Được</w:t>
+      </w:r>
+      <w:r>
+        <w:rPr>
+          <w:rFonts w:ascii="Times New Roman" w:hAnsi="Times New Roman"/>
+          <w:sz w:val="26"/>
+          <w:szCs w:val="26"/>
+        </w:rPr>
+        <w:t xml:space="preserve"> quyền </w:t>
+      </w:r>
+      <w:r>
+        <w:rPr>
+          <w:rFonts w:ascii="Times New Roman" w:hAnsi="Times New Roman"/>
+          <w:sz w:val="26"/>
+          <w:szCs w:val="26"/>
+          <w:lang w:val="pl-PL"/>
+        </w:rPr>
+        <w:t>bán</w:t>
+      </w:r>
+      <w:r>
+        <w:rPr>
+          <w:rFonts w:ascii="Times New Roman" w:hAnsi="Times New Roman"/>
+          <w:sz w:val="26"/>
+          <w:szCs w:val="26"/>
+        </w:rPr>
+        <w:t xml:space="preserve"> một phần hoặc toàn bộ </w:t>
+      </w:r>
+      <w:r>
+        <w:rPr>
+          <w:rFonts w:ascii="Times New Roman" w:hAnsi="Times New Roman"/>
+          <w:sz w:val="26"/>
+          <w:szCs w:val="26"/>
+          <w:lang w:val="pl-PL"/>
+        </w:rPr>
+        <w:t>khoản vay</w:t>
+      </w:r>
+      <w:r>
+        <w:rPr>
+          <w:rFonts w:ascii="Times New Roman" w:hAnsi="Times New Roman"/>
+          <w:sz w:val="26"/>
+          <w:szCs w:val="26"/>
+        </w:rPr>
+        <w:t xml:space="preserve"> của Khách hàng phát sinh theo Hợp đồng này và các văn bản có liên quan, </w:t>
+      </w:r>
+      <w:r>
+        <w:rPr>
+          <w:rFonts w:ascii="Times New Roman" w:hAnsi="Times New Roman"/>
+          <w:sz w:val="26"/>
+          <w:szCs w:val="26"/>
+          <w:lang w:eastAsia="vi-VN"/>
+        </w:rPr>
+        <w:t>miễn, giảm lãi tiền vay, phí, cơ cấu lại thời hạn trả nợ, khoanh nợ, xoá nợ theo quy định của Chính phủ, Ngân hàng Nhà nước, Ngân hàng và thông báo cho khách hàng;</w:t>
+      </w:r>
+    </w:p>
+    <w:p>
+      <w:pPr>
+        <w:spacing w:after="0"/>
+        <w:ind w:firstLine="567"/>
+        <w:jc w:val="both"/>
+        <w:rPr>
+          <w:rFonts w:ascii="Times New Roman" w:hAnsi="Times New Roman"/>
+          <w:sz w:val="26"/>
+          <w:szCs w:val="26"/>
+          <w:lang w:eastAsia="vi-VN"/>
+        </w:rPr>
+      </w:pPr>
+      <w:r>
+        <w:rPr>
+          <w:rFonts w:ascii="Times New Roman" w:hAnsi="Times New Roman"/>
+          <w:sz w:val="26"/>
+          <w:szCs w:val="26"/>
+          <w:lang w:eastAsia="vi-VN"/>
+        </w:rPr>
+        <w:t xml:space="preserve">2. Ngân hàng có nghĩa vụ: </w:t>
+      </w:r>
+    </w:p>
+    <w:p>
+      <w:pPr>
+        <w:spacing w:after="0"/>
+        <w:ind w:firstLine="567"/>
+        <w:jc w:val="both"/>
+        <w:rPr>
+          <w:rFonts w:ascii="Times New Roman" w:hAnsi="Times New Roman"/>
+          <w:sz w:val="26"/>
+          <w:szCs w:val="26"/>
+          <w:lang w:val="pl-PL" w:eastAsia="vi-VN"/>
+        </w:rPr>
+      </w:pPr>
+      <w:r>
+        <w:rPr>
+          <w:rFonts w:ascii="Times New Roman" w:hAnsi="Times New Roman"/>
+          <w:sz w:val="26"/>
+          <w:szCs w:val="26"/>
+          <w:lang w:val="pl-PL" w:eastAsia="vi-VN"/>
+        </w:rPr>
+        <w:t>a</w:t>
+      </w:r>
+      <w:r>
+        <w:rPr>
+          <w:rFonts w:ascii="Times New Roman" w:hAnsi="Times New Roman"/>
+          <w:sz w:val="26"/>
+          <w:szCs w:val="26"/>
+          <w:lang w:eastAsia="vi-VN"/>
+        </w:rPr>
+        <w:t>) Thực hiện đúng thỏa thuận trong hợp đồng này;</w:t>
+      </w:r>
+    </w:p>
+    <w:p>
+      <w:pPr>
+        <w:spacing w:after="0"/>
+        <w:ind w:firstLine="567"/>
+        <w:jc w:val="both"/>
+        <w:rPr>
+          <w:rFonts w:ascii="Times New Roman" w:hAnsi="Times New Roman"/>
+          <w:sz w:val="26"/>
+          <w:szCs w:val="26"/>
+          <w:lang w:val="pl-PL" w:eastAsia="vi-VN"/>
+        </w:rPr>
+      </w:pPr>
+      <w:r>
+        <w:rPr>
+          <w:rFonts w:ascii="Times New Roman" w:hAnsi="Times New Roman"/>
+          <w:sz w:val="26"/>
+          <w:szCs w:val="26"/>
+          <w:lang w:val="pl-PL" w:eastAsia="vi-VN"/>
+        </w:rPr>
+        <w:t>b) Cung cấp thông tin, tài liệu cho khách hàng theo thỏa thuận tại Hợp đồng này;</w:t>
+      </w:r>
+    </w:p>
+    <w:p>
+      <w:pPr>
+        <w:spacing w:after="0"/>
+        <w:ind w:firstLine="567"/>
+        <w:jc w:val="both"/>
+        <w:rPr>
+          <w:rFonts w:ascii="Times New Roman" w:hAnsi="Times New Roman"/>
+          <w:sz w:val="26"/>
+          <w:szCs w:val="26"/>
+          <w:lang w:eastAsia="vi-VN"/>
+        </w:rPr>
+      </w:pPr>
+      <w:r>
+        <w:rPr>
+          <w:rFonts w:ascii="Times New Roman" w:hAnsi="Times New Roman"/>
+          <w:sz w:val="26"/>
+          <w:szCs w:val="26"/>
+          <w:lang w:val="pl-PL" w:eastAsia="vi-VN"/>
+        </w:rPr>
+        <w:t>c</w:t>
+      </w:r>
+      <w:r>
+        <w:rPr>
+          <w:rFonts w:ascii="Times New Roman" w:hAnsi="Times New Roman"/>
+          <w:sz w:val="26"/>
+          <w:szCs w:val="26"/>
+          <w:lang w:eastAsia="vi-VN"/>
+        </w:rPr>
+        <w:t>) Lưu giữ hồ sơ tín dụng phù hợp với quy định của pháp luật.</w:t>
+      </w:r>
+    </w:p>
+    <w:p>
+      <w:pPr>
+        <w:spacing w:after="0"/>
+        <w:ind w:firstLine="567"/>
+        <w:jc w:val="both"/>
+        <w:rPr>
+          <w:rFonts w:ascii="Times New Roman" w:hAnsi="Times New Roman"/>
+          <w:b/>
+          <w:sz w:val="26"/>
+          <w:szCs w:val="26"/>
+        </w:rPr>
+      </w:pPr>
+      <w:r>
+        <w:rPr>
+          <w:rFonts w:ascii="Times New Roman" w:hAnsi="Times New Roman"/>
+          <w:b/>
+          <w:sz w:val="26"/>
+          <w:szCs w:val="26"/>
+        </w:rPr>
+        <w:t>Điều 9. Các cam kết, thoả thuận khác</w:t>
+      </w:r>
+    </w:p>
+    <w:p>
+      <w:pPr>
+        <w:spacing w:after="0"/>
+        <w:ind w:firstLine="567"/>
+        <w:jc w:val="both"/>
+        <w:rPr>
+          <w:rFonts w:ascii="Times New Roman" w:eastAsia="Times New Roman" w:hAnsi="Times New Roman"/>
+          <w:sz w:val="26"/>
+          <w:szCs w:val="26"/>
+          <w:lang w:eastAsia="vi-VN"/>
+        </w:rPr>
+      </w:pPr>
+      <w:r>
+        <w:rPr>
+          <w:rFonts w:ascii="Times New Roman" w:eastAsia="Times New Roman" w:hAnsi="Times New Roman"/>
+          <w:sz w:val="26"/>
+          <w:szCs w:val="26"/>
+          <w:lang w:eastAsia="vi-VN"/>
+        </w:rPr>
+        <w:t xml:space="preserve">1. </w:t>
+      </w:r>
+      <w:r>
+        <w:rPr>
+          <w:rFonts w:ascii="Times New Roman" w:eastAsia="Times New Roman" w:hAnsi="Times New Roman"/>
+          <w:sz w:val="26"/>
+          <w:szCs w:val="26"/>
+          <w:lang w:val="es-ES" w:eastAsia="vi-VN"/>
+        </w:rPr>
+        <w:t>Cung cấp thông tin và trao đổi thông tin</w:t>
+      </w:r>
+    </w:p>
+    <w:p>
+      <w:pPr>
+        <w:spacing w:before="60" w:after="60" w:line="264" w:lineRule="auto"/>
+        <w:ind w:firstLine="567"/>
+        <w:jc w:val="both"/>
+        <w:rPr>
+          <w:rFonts w:ascii="Times New Roman" w:hAnsi="Times New Roman"/>
+          <w:sz w:val="26"/>
+          <w:szCs w:val="26"/>
+          <w:lang w:val="es-ES"/>
+        </w:rPr>
+      </w:pPr>
+      <w:r>
+        <w:rPr>
+          <w:rFonts w:ascii="Times New Roman" w:eastAsia="Times New Roman" w:hAnsi="Times New Roman"/>
+          <w:sz w:val="26"/>
+          <w:szCs w:val="26"/>
+          <w:lang w:eastAsia="vi-VN"/>
+        </w:rPr>
+        <w:t>a</w:t>
+      </w:r>
+      <w:r>
+        <w:rPr>
+          <w:rFonts w:ascii="Times New Roman" w:hAnsi="Times New Roman"/>
+          <w:sz w:val="26"/>
+          <w:szCs w:val="26"/>
+          <w:lang w:val="es-ES"/>
+        </w:rPr>
+        <w:t>) Ngân hàng đã cung cấp cho Khách hàng đầy đủ các thông tin trước khi xác lập Hợp đồng này về thẩm quyền cho vay, lãi suất cho vay; các tiêu chí xác định khách hàng vay vốn theo lãi suất cho vay tối đa của Ngân hàng Nhà nước.</w:t>
+      </w:r>
+    </w:p>
+    <w:p>
+      <w:pPr>
+        <w:spacing w:before="60" w:after="60" w:line="264" w:lineRule="auto"/>
+        <w:ind w:firstLine="567"/>
+        <w:jc w:val="both"/>
+        <w:rPr>
+          <w:rFonts w:ascii="Times New Roman" w:hAnsi="Times New Roman"/>
+          <w:sz w:val="26"/>
+          <w:szCs w:val="26"/>
+          <w:lang w:val="es-ES"/>
+        </w:rPr>
+      </w:pPr>
+      <w:r>
+        <w:rPr>
+          <w:rFonts w:ascii="Times New Roman" w:hAnsi="Times New Roman"/>
+          <w:sz w:val="26"/>
+          <w:szCs w:val="26"/>
+          <w:lang w:val="es-ES"/>
+        </w:rPr>
+        <w:t xml:space="preserve">b) </w:t>
+      </w:r>
+      <w:r>
+        <w:rPr>
+          <w:rFonts w:ascii="Times New Roman" w:hAnsi="Times New Roman"/>
+          <w:sz w:val="26"/>
+          <w:szCs w:val="26"/>
+          <w:lang w:val="es-ES"/>
+        </w:rPr>
+        <w:t xml:space="preserve">Cung cấp thông tin, tài liệu cho Bên thứ ba: Khách hàng đồng ý để Ngân hàng được cung cấp mọi thông tin, tài liệu liên quan đến Khách hàng, bên bảo đảm theo các Văn bản tín dụng mà Ngân hàng đang lưu giữ cho công ty con, chi nhánh/đơn vị trong cùng hệ thống của Ngân hàng, luật sư, nhà tư vấn, tổ chức kiểm toán cho Ngân hàng, bên nhận chuyển nhượng (hoặc có khả năng sẽ nhận chuyển nhượng) khoản vay, khoản bảo lãnh theo các </w:t>
+      </w:r>
+      <w:r>
+        <w:rPr>
+          <w:rFonts w:ascii="Times New Roman" w:hAnsi="Times New Roman"/>
+          <w:sz w:val="26"/>
+          <w:szCs w:val="26"/>
+          <w:lang w:val="es-ES"/>
+        </w:rPr>
         <w:lastRenderedPageBreak/>
-        <w:t>Điều 8. Quyền và nghĩa vụ của Ngân hàng</w:t>
-      </w:r>
-    </w:p>
-    <w:p>
-      <w:pPr>
-        <w:spacing w:after="0"/>
-        <w:ind w:firstLine="567"/>
-        <w:jc w:val="both"/>
-        <w:rPr>
-          <w:rFonts w:ascii="Times New Roman" w:hAnsi="Times New Roman"/>
-          <w:sz w:val="26"/>
-          <w:szCs w:val="26"/>
-          <w:lang w:val="pl-PL" w:eastAsia="vi-VN"/>
-        </w:rPr>
-      </w:pPr>
-      <w:r>
-        <w:rPr>
-          <w:rFonts w:ascii="Times New Roman" w:hAnsi="Times New Roman"/>
-          <w:sz w:val="26"/>
-          <w:szCs w:val="26"/>
-          <w:lang w:val="pl-PL"/>
-        </w:rPr>
-        <w:t>Ngân hàng</w:t>
-      </w:r>
-      <w:r>
-        <w:rPr>
-          <w:rFonts w:ascii="Times New Roman" w:hAnsi="Times New Roman"/>
-          <w:sz w:val="26"/>
-          <w:szCs w:val="26"/>
-          <w:lang w:val="pl-PL" w:eastAsia="vi-VN"/>
-        </w:rPr>
-        <w:t xml:space="preserve"> có quyền: </w:t>
-      </w:r>
-    </w:p>
-    <w:p>
-      <w:pPr>
-        <w:spacing w:after="0"/>
-        <w:ind w:firstLine="567"/>
-        <w:jc w:val="both"/>
-        <w:rPr>
-          <w:rFonts w:ascii="Times New Roman" w:hAnsi="Times New Roman"/>
-          <w:sz w:val="26"/>
-          <w:szCs w:val="26"/>
-          <w:lang w:val="pl-PL"/>
-        </w:rPr>
-      </w:pPr>
-      <w:r>
-        <w:rPr>
-          <w:rFonts w:ascii="Times New Roman" w:hAnsi="Times New Roman"/>
-          <w:sz w:val="26"/>
-          <w:szCs w:val="26"/>
-          <w:lang w:val="pl-PL"/>
-        </w:rPr>
-        <w:t xml:space="preserve">a) Từ chối các yêu cầu của Khách hàng không đúng với quy định của pháp luật và thỏa thuận trong Hợp đồng này; </w:t>
-      </w:r>
-    </w:p>
-    <w:p>
-      <w:pPr>
-        <w:spacing w:after="0"/>
-        <w:ind w:firstLine="567"/>
-        <w:jc w:val="both"/>
-        <w:rPr>
-          <w:rFonts w:ascii="Times New Roman" w:hAnsi="Times New Roman"/>
-          <w:sz w:val="26"/>
-          <w:szCs w:val="26"/>
-          <w:lang w:val="pl-PL"/>
-        </w:rPr>
-      </w:pPr>
-      <w:r>
-        <w:rPr>
-          <w:rFonts w:ascii="Times New Roman" w:hAnsi="Times New Roman"/>
-          <w:sz w:val="26"/>
-          <w:szCs w:val="26"/>
-          <w:lang w:val="pl-PL"/>
-        </w:rPr>
-        <w:t>b) Kiểm tra, giám sát sử dụng vốn vay, tình hình hoạt động kinh doanh, tài sản bảo đảm, khả năng trả nợ của Khách hàng;</w:t>
-      </w:r>
-    </w:p>
-    <w:p>
-      <w:pPr>
-        <w:spacing w:after="0"/>
-        <w:ind w:firstLine="567"/>
-        <w:jc w:val="both"/>
-        <w:rPr>
-          <w:rFonts w:ascii="Times New Roman" w:hAnsi="Times New Roman"/>
-          <w:sz w:val="26"/>
-          <w:szCs w:val="26"/>
-        </w:rPr>
-      </w:pPr>
-      <w:r>
-        <w:rPr>
-          <w:rFonts w:ascii="Times New Roman" w:hAnsi="Times New Roman"/>
-          <w:sz w:val="26"/>
-          <w:szCs w:val="26"/>
-          <w:lang w:val="pl-PL" w:eastAsia="vi-VN"/>
-        </w:rPr>
-        <w:t>c) Y</w:t>
-      </w:r>
-      <w:r>
-        <w:rPr>
-          <w:rFonts w:ascii="Times New Roman" w:hAnsi="Times New Roman"/>
-          <w:sz w:val="26"/>
-          <w:szCs w:val="26"/>
-          <w:lang w:val="pl-PL"/>
-        </w:rPr>
-        <w:t xml:space="preserve">êu cầu Khách hàng </w:t>
-      </w:r>
-      <w:r>
-        <w:rPr>
-          <w:rFonts w:ascii="Times New Roman" w:hAnsi="Times New Roman"/>
-          <w:sz w:val="26"/>
-          <w:szCs w:val="26"/>
-          <w:lang w:val="pl-PL" w:eastAsia="vi-VN"/>
-        </w:rPr>
-        <w:t xml:space="preserve">bổ sung, thay đổi tài sản bảo đảm </w:t>
-      </w:r>
-      <w:r>
-        <w:rPr>
-          <w:rFonts w:ascii="Times New Roman" w:hAnsi="Times New Roman"/>
-          <w:sz w:val="26"/>
-          <w:szCs w:val="26"/>
-          <w:lang w:val="pl-PL"/>
-        </w:rPr>
-        <w:t xml:space="preserve">và/hoặc trả nợ trước hạn và/ hoặc giảm hạn mức cho vay theo tỷ lệ giảm tương ứng của giá trị tài sản </w:t>
-      </w:r>
-      <w:r>
-        <w:rPr>
-          <w:rFonts w:ascii="Times New Roman" w:hAnsi="Times New Roman"/>
-          <w:sz w:val="26"/>
-          <w:szCs w:val="26"/>
-          <w:lang w:val="pl-PL" w:eastAsia="vi-VN"/>
-        </w:rPr>
-        <w:t>khi có căn cứ cho rằng giá trị tài sản bảo đảm suy giảm hoặc xảy ra sự kiện pháp lý làm ảnh hưởng đến tài sản đảm bảo và giá trị tài sản bảo đảm</w:t>
-      </w:r>
-      <w:r>
-        <w:rPr>
-          <w:rFonts w:ascii="Times New Roman" w:hAnsi="Times New Roman"/>
-          <w:sz w:val="26"/>
-          <w:szCs w:val="26"/>
-          <w:lang w:val="pl-PL"/>
+        <w:t>Văn bản tín dụng, cơ quan Nhà nước có thẩm quyền, tổ chức và/hoặc cá nhân được Ngân hàng ủy thác xử lý nợ, Trung tâm thông tin tín dụng (CIC), các Công ty thông tin tín dụng và tổ chức, cá nhân khác theo quy định của pháp luật</w:t>
+      </w:r>
+      <w:r>
+        <w:rPr>
+          <w:rFonts w:ascii="Times New Roman" w:hAnsi="Times New Roman"/>
+          <w:sz w:val="26"/>
+          <w:szCs w:val="26"/>
+          <w:lang w:val="es-ES"/>
         </w:rPr>
         <w:t>;</w:t>
       </w:r>
@@ -5889,502 +6432,16 @@
           <w:rFonts w:ascii="Times New Roman" w:hAnsi="Times New Roman"/>
           <w:sz w:val="26"/>
           <w:szCs w:val="26"/>
-        </w:rPr>
-      </w:pPr>
-      <w:r>
-        <w:rPr>
-          <w:rFonts w:ascii="Times New Roman" w:hAnsi="Times New Roman"/>
-          <w:sz w:val="26"/>
-          <w:szCs w:val="26"/>
-          <w:lang w:val="pl-PL"/>
-        </w:rPr>
-        <w:t>d) Đ</w:t>
-      </w:r>
-      <w:r>
-        <w:rPr>
-          <w:rFonts w:ascii="Times New Roman" w:hAnsi="Times New Roman"/>
-          <w:sz w:val="26"/>
-          <w:szCs w:val="26"/>
-        </w:rPr>
-        <w:t xml:space="preserve">ược </w:t>
-      </w:r>
-      <w:r>
-        <w:rPr>
-          <w:rFonts w:ascii="Times New Roman" w:hAnsi="Times New Roman"/>
-          <w:sz w:val="26"/>
-          <w:szCs w:val="26"/>
-          <w:lang w:val="pl-PL"/>
-        </w:rPr>
-        <w:t xml:space="preserve">chủ động trích tiền từ bất kỳ tài khoản nào của Khách hàng mở tại Agribank </w:t>
-      </w:r>
-      <w:r>
-        <w:rPr>
-          <w:rFonts w:ascii="Times New Roman" w:hAnsi="Times New Roman"/>
-          <w:sz w:val="26"/>
-          <w:szCs w:val="26"/>
-        </w:rPr>
-        <w:t>để thu nợ gốc, lãi</w:t>
-      </w:r>
-      <w:r>
-        <w:rPr>
-          <w:rFonts w:ascii="Times New Roman" w:hAnsi="Times New Roman"/>
-          <w:sz w:val="26"/>
-          <w:szCs w:val="26"/>
-          <w:lang w:val="pl-PL"/>
-        </w:rPr>
-        <w:t>, phí</w:t>
-      </w:r>
-      <w:r>
-        <w:rPr>
-          <w:rFonts w:ascii="Times New Roman" w:hAnsi="Times New Roman"/>
-          <w:sz w:val="26"/>
-          <w:szCs w:val="26"/>
-        </w:rPr>
-        <w:t xml:space="preserve"> </w:t>
-      </w:r>
-      <w:r>
-        <w:rPr>
-          <w:rFonts w:ascii="Times New Roman" w:hAnsi="Times New Roman"/>
-          <w:sz w:val="26"/>
-          <w:szCs w:val="26"/>
-          <w:lang w:val="pl-PL"/>
-        </w:rPr>
-        <w:t xml:space="preserve">quá hạn </w:t>
-      </w:r>
-      <w:r>
-        <w:rPr>
-          <w:rFonts w:ascii="Times New Roman" w:hAnsi="Times New Roman"/>
-          <w:sz w:val="26"/>
-          <w:szCs w:val="26"/>
-        </w:rPr>
-        <w:t>của Khách hàng theo Hợp đồng này</w:t>
-      </w:r>
-      <w:r>
-        <w:rPr>
-          <w:rFonts w:ascii="Times New Roman" w:hAnsi="Times New Roman"/>
-          <w:sz w:val="26"/>
-          <w:szCs w:val="26"/>
-          <w:lang w:val="pl-PL"/>
-        </w:rPr>
-        <w:t xml:space="preserve"> và thông báo cho Khách hàng biết;</w:t>
-      </w:r>
-    </w:p>
-    <w:p>
-      <w:pPr>
-        <w:spacing w:after="0"/>
-        <w:ind w:firstLine="567"/>
-        <w:jc w:val="both"/>
-        <w:rPr>
-          <w:rFonts w:ascii="Times New Roman" w:hAnsi="Times New Roman"/>
-          <w:i/>
-          <w:sz w:val="26"/>
-          <w:szCs w:val="26"/>
-          <w:lang w:eastAsia="vi-VN"/>
-        </w:rPr>
-      </w:pPr>
-      <w:r>
-        <w:rPr>
-          <w:rFonts w:ascii="Times New Roman" w:hAnsi="Times New Roman"/>
-          <w:sz w:val="26"/>
-          <w:szCs w:val="26"/>
-          <w:lang w:val="pl-PL"/>
-        </w:rPr>
-        <w:t>đ) Y</w:t>
-      </w:r>
-      <w:r>
-        <w:rPr>
-          <w:rFonts w:ascii="Times New Roman" w:hAnsi="Times New Roman"/>
-          <w:sz w:val="26"/>
-          <w:szCs w:val="26"/>
-          <w:lang w:eastAsia="vi-VN"/>
-        </w:rPr>
-        <w:t xml:space="preserve">êu cầu bất cứ Bên bảo lãnh, Bên bảo đảm nào thực hiện nghĩa vụ theo các Hợp đồng bảo đảm đã giao kết với Ngân hàng; </w:t>
-      </w:r>
-      <w:r>
-        <w:rPr>
-          <w:rFonts w:ascii="Times New Roman" w:hAnsi="Times New Roman"/>
-          <w:sz w:val="26"/>
-          <w:szCs w:val="26"/>
-          <w:lang w:val="pl-PL"/>
-        </w:rPr>
-        <w:t>T</w:t>
-      </w:r>
-      <w:r>
-        <w:rPr>
-          <w:rFonts w:ascii="Times New Roman" w:hAnsi="Times New Roman"/>
-          <w:sz w:val="26"/>
-          <w:szCs w:val="26"/>
-          <w:lang w:val="pl-PL" w:eastAsia="vi-VN"/>
-        </w:rPr>
-        <w:t>hu giữ tài sản bảo đảm và xử lý tài sản theo hợp đồng bảo đảm</w:t>
-      </w:r>
-      <w:r>
-        <w:rPr>
-          <w:rFonts w:ascii="Times New Roman" w:hAnsi="Times New Roman"/>
-          <w:sz w:val="26"/>
-          <w:szCs w:val="26"/>
-          <w:lang w:eastAsia="vi-VN"/>
-        </w:rPr>
-        <w:t xml:space="preserve">, </w:t>
-      </w:r>
-      <w:r>
-        <w:rPr>
-          <w:rFonts w:ascii="Times New Roman" w:hAnsi="Times New Roman"/>
-          <w:sz w:val="26"/>
-          <w:szCs w:val="26"/>
-          <w:lang w:val="pl-PL" w:eastAsia="vi-VN"/>
-        </w:rPr>
-        <w:t>để thu hồi nợ</w:t>
-      </w:r>
-      <w:r>
-        <w:rPr>
-          <w:rFonts w:ascii="Times New Roman" w:hAnsi="Times New Roman"/>
-          <w:sz w:val="26"/>
-          <w:szCs w:val="26"/>
-          <w:lang w:val="pl-PL"/>
-        </w:rPr>
-        <w:t xml:space="preserve"> và/hoặc </w:t>
-      </w:r>
-      <w:r>
-        <w:rPr>
-          <w:rFonts w:ascii="Times New Roman" w:hAnsi="Times New Roman"/>
-          <w:sz w:val="26"/>
-          <w:szCs w:val="26"/>
-        </w:rPr>
-        <w:t>khởi kiện, tố cáo theo quy định của pháp luật;</w:t>
-      </w:r>
-    </w:p>
-    <w:p>
-      <w:pPr>
-        <w:spacing w:after="0"/>
-        <w:ind w:firstLine="567"/>
-        <w:jc w:val="both"/>
-        <w:rPr>
-          <w:rFonts w:ascii="Times New Roman" w:hAnsi="Times New Roman"/>
-          <w:sz w:val="26"/>
-          <w:szCs w:val="26"/>
-          <w:lang w:eastAsia="vi-VN"/>
-        </w:rPr>
-      </w:pPr>
-      <w:r>
-        <w:rPr>
-          <w:rFonts w:ascii="Times New Roman" w:hAnsi="Times New Roman"/>
-          <w:sz w:val="26"/>
-          <w:szCs w:val="26"/>
-          <w:lang w:eastAsia="vi-VN"/>
-        </w:rPr>
-        <w:t xml:space="preserve">e) </w:t>
-      </w:r>
-      <w:r>
-        <w:rPr>
-          <w:rFonts w:ascii="Times New Roman" w:hAnsi="Times New Roman"/>
-          <w:sz w:val="26"/>
-          <w:szCs w:val="26"/>
-          <w:lang w:val="pl-PL"/>
-        </w:rPr>
-        <w:t>Được</w:t>
-      </w:r>
-      <w:r>
-        <w:rPr>
-          <w:rFonts w:ascii="Times New Roman" w:hAnsi="Times New Roman"/>
-          <w:sz w:val="26"/>
-          <w:szCs w:val="26"/>
-        </w:rPr>
-        <w:t xml:space="preserve"> quyền </w:t>
-      </w:r>
-      <w:r>
-        <w:rPr>
-          <w:rFonts w:ascii="Times New Roman" w:hAnsi="Times New Roman"/>
-          <w:sz w:val="26"/>
-          <w:szCs w:val="26"/>
-          <w:lang w:val="pl-PL"/>
-        </w:rPr>
-        <w:t>bán</w:t>
-      </w:r>
-      <w:r>
-        <w:rPr>
-          <w:rFonts w:ascii="Times New Roman" w:hAnsi="Times New Roman"/>
-          <w:sz w:val="26"/>
-          <w:szCs w:val="26"/>
-        </w:rPr>
-        <w:t xml:space="preserve"> một phần hoặc toàn bộ </w:t>
-      </w:r>
-      <w:r>
-        <w:rPr>
-          <w:rFonts w:ascii="Times New Roman" w:hAnsi="Times New Roman"/>
-          <w:sz w:val="26"/>
-          <w:szCs w:val="26"/>
-          <w:lang w:val="pl-PL"/>
-        </w:rPr>
-        <w:t>khoản vay</w:t>
-      </w:r>
-      <w:r>
-        <w:rPr>
-          <w:rFonts w:ascii="Times New Roman" w:hAnsi="Times New Roman"/>
-          <w:sz w:val="26"/>
-          <w:szCs w:val="26"/>
-        </w:rPr>
-        <w:t xml:space="preserve"> của Khách hàng phát sinh theo Hợp đồng này và các văn bản có liên quan, </w:t>
-      </w:r>
-      <w:r>
-        <w:rPr>
-          <w:rFonts w:ascii="Times New Roman" w:hAnsi="Times New Roman"/>
-          <w:sz w:val="26"/>
-          <w:szCs w:val="26"/>
-          <w:lang w:eastAsia="vi-VN"/>
-        </w:rPr>
-        <w:t>miễn, giảm lãi tiền vay, phí, cơ cấu lại thời hạn trả nợ, khoanh nợ, xoá nợ theo quy định của Chính phủ, Ngân hàng Nhà nước, Ngân hàng và thông báo cho khách hàng;</w:t>
-      </w:r>
-    </w:p>
-    <w:p>
-      <w:pPr>
-        <w:spacing w:after="0"/>
-        <w:ind w:firstLine="567"/>
-        <w:jc w:val="both"/>
-        <w:rPr>
-          <w:rFonts w:ascii="Times New Roman" w:hAnsi="Times New Roman"/>
-          <w:sz w:val="26"/>
-          <w:szCs w:val="26"/>
-          <w:lang w:eastAsia="vi-VN"/>
-        </w:rPr>
-      </w:pPr>
-      <w:r>
-        <w:rPr>
-          <w:rFonts w:ascii="Times New Roman" w:hAnsi="Times New Roman"/>
-          <w:sz w:val="26"/>
-          <w:szCs w:val="26"/>
-          <w:lang w:eastAsia="vi-VN"/>
-        </w:rPr>
-        <w:t xml:space="preserve">2. Ngân hàng có nghĩa vụ: </w:t>
-      </w:r>
-    </w:p>
-    <w:p>
-      <w:pPr>
-        <w:spacing w:after="0"/>
-        <w:ind w:firstLine="567"/>
-        <w:jc w:val="both"/>
-        <w:rPr>
-          <w:rFonts w:ascii="Times New Roman" w:hAnsi="Times New Roman"/>
-          <w:sz w:val="26"/>
-          <w:szCs w:val="26"/>
-          <w:lang w:val="pl-PL" w:eastAsia="vi-VN"/>
-        </w:rPr>
-      </w:pPr>
-      <w:r>
-        <w:rPr>
-          <w:rFonts w:ascii="Times New Roman" w:hAnsi="Times New Roman"/>
-          <w:sz w:val="26"/>
-          <w:szCs w:val="26"/>
-          <w:lang w:val="pl-PL" w:eastAsia="vi-VN"/>
-        </w:rPr>
-        <w:t>a</w:t>
-      </w:r>
-      <w:r>
-        <w:rPr>
-          <w:rFonts w:ascii="Times New Roman" w:hAnsi="Times New Roman"/>
-          <w:sz w:val="26"/>
-          <w:szCs w:val="26"/>
-          <w:lang w:eastAsia="vi-VN"/>
-        </w:rPr>
-        <w:t>) Thực hiện đúng thỏa thuận trong hợp đồng này;</w:t>
-      </w:r>
-    </w:p>
-    <w:p>
-      <w:pPr>
-        <w:spacing w:after="0"/>
-        <w:ind w:firstLine="567"/>
-        <w:jc w:val="both"/>
-        <w:rPr>
-          <w:rFonts w:ascii="Times New Roman" w:hAnsi="Times New Roman"/>
-          <w:sz w:val="26"/>
-          <w:szCs w:val="26"/>
-          <w:lang w:val="pl-PL" w:eastAsia="vi-VN"/>
-        </w:rPr>
-      </w:pPr>
-      <w:r>
-        <w:rPr>
-          <w:rFonts w:ascii="Times New Roman" w:hAnsi="Times New Roman"/>
-          <w:sz w:val="26"/>
-          <w:szCs w:val="26"/>
-          <w:lang w:val="pl-PL" w:eastAsia="vi-VN"/>
-        </w:rPr>
-        <w:t>b) Cung cấp thông tin, tài liệu cho khách hàng theo thỏa thuận tại Hợp đồng này;</w:t>
-      </w:r>
-    </w:p>
-    <w:p>
-      <w:pPr>
-        <w:spacing w:after="0"/>
-        <w:ind w:firstLine="567"/>
-        <w:jc w:val="both"/>
-        <w:rPr>
-          <w:rFonts w:ascii="Times New Roman" w:hAnsi="Times New Roman"/>
-          <w:sz w:val="26"/>
-          <w:szCs w:val="26"/>
-          <w:lang w:eastAsia="vi-VN"/>
-        </w:rPr>
-      </w:pPr>
-      <w:r>
-        <w:rPr>
-          <w:rFonts w:ascii="Times New Roman" w:hAnsi="Times New Roman"/>
-          <w:sz w:val="26"/>
-          <w:szCs w:val="26"/>
-          <w:lang w:val="pl-PL" w:eastAsia="vi-VN"/>
-        </w:rPr>
-        <w:t>c</w:t>
-      </w:r>
-      <w:r>
-        <w:rPr>
-          <w:rFonts w:ascii="Times New Roman" w:hAnsi="Times New Roman"/>
-          <w:sz w:val="26"/>
-          <w:szCs w:val="26"/>
-          <w:lang w:eastAsia="vi-VN"/>
-        </w:rPr>
-        <w:t>) Lưu giữ hồ sơ tín dụng phù hợp với quy định của pháp luật.</w:t>
-      </w:r>
-    </w:p>
-    <w:p>
-      <w:pPr>
-        <w:spacing w:after="0"/>
-        <w:ind w:firstLine="567"/>
-        <w:jc w:val="both"/>
-        <w:rPr>
-          <w:rFonts w:ascii="Times New Roman" w:hAnsi="Times New Roman"/>
-          <w:b/>
-          <w:sz w:val="26"/>
-          <w:szCs w:val="26"/>
-        </w:rPr>
-      </w:pPr>
-      <w:r>
-        <w:rPr>
-          <w:rFonts w:ascii="Times New Roman" w:hAnsi="Times New Roman"/>
-          <w:b/>
-          <w:sz w:val="26"/>
-          <w:szCs w:val="26"/>
-        </w:rPr>
-        <w:t>Điều 9. Các cam kết, thoả thuận khác</w:t>
-      </w:r>
-    </w:p>
-    <w:p>
-      <w:pPr>
-        <w:spacing w:after="0"/>
-        <w:ind w:firstLine="567"/>
-        <w:jc w:val="both"/>
-        <w:rPr>
-          <w:rFonts w:ascii="Times New Roman" w:eastAsia="Times New Roman" w:hAnsi="Times New Roman"/>
-          <w:sz w:val="26"/>
-          <w:szCs w:val="26"/>
-          <w:lang w:eastAsia="vi-VN"/>
-        </w:rPr>
-      </w:pPr>
-      <w:r>
-        <w:rPr>
-          <w:rFonts w:ascii="Times New Roman" w:eastAsia="Times New Roman" w:hAnsi="Times New Roman"/>
-          <w:sz w:val="26"/>
-          <w:szCs w:val="26"/>
-          <w:lang w:eastAsia="vi-VN"/>
-        </w:rPr>
-        <w:t xml:space="preserve">1. </w:t>
-      </w:r>
-      <w:r>
-        <w:rPr>
-          <w:rFonts w:ascii="Times New Roman" w:eastAsia="Times New Roman" w:hAnsi="Times New Roman"/>
-          <w:sz w:val="26"/>
-          <w:szCs w:val="26"/>
-          <w:lang w:val="es-ES" w:eastAsia="vi-VN"/>
-        </w:rPr>
-        <w:t>Cung cấp thông tin và trao đổi thông tin</w:t>
-      </w:r>
-    </w:p>
-    <w:p>
-      <w:pPr>
-        <w:spacing w:before="60" w:after="60" w:line="264" w:lineRule="auto"/>
-        <w:ind w:firstLine="567"/>
-        <w:jc w:val="both"/>
-        <w:rPr>
-          <w:rFonts w:ascii="Times New Roman" w:hAnsi="Times New Roman"/>
-          <w:sz w:val="26"/>
-          <w:szCs w:val="26"/>
           <w:lang w:val="es-ES"/>
         </w:rPr>
       </w:pPr>
       <w:r>
         <w:rPr>
-          <w:rFonts w:ascii="Times New Roman" w:eastAsia="Times New Roman" w:hAnsi="Times New Roman"/>
-          <w:sz w:val="26"/>
-          <w:szCs w:val="26"/>
-          <w:lang w:eastAsia="vi-VN"/>
-        </w:rPr>
-        <w:t>a</w:t>
-      </w:r>
-      <w:r>
-        <w:rPr>
           <w:rFonts w:ascii="Times New Roman" w:hAnsi="Times New Roman"/>
           <w:sz w:val="26"/>
           <w:szCs w:val="26"/>
           <w:lang w:val="es-ES"/>
         </w:rPr>
-        <w:t>) Ngân hàng đã cung cấp cho Khách hàng đầy đủ các thông tin trước khi xác lập Hợp đồng này về thẩm quyền cho vay, lãi suất cho vay; các tiêu chí xác định khách hàng vay vốn theo lãi suất cho vay tối đa của Ngân hàng Nhà nước.</w:t>
-      </w:r>
-    </w:p>
-    <w:p>
-      <w:pPr>
-        <w:spacing w:before="60" w:after="60" w:line="264" w:lineRule="auto"/>
-        <w:ind w:firstLine="567"/>
-        <w:jc w:val="both"/>
-        <w:rPr>
-          <w:rFonts w:ascii="Times New Roman" w:hAnsi="Times New Roman"/>
-          <w:sz w:val="26"/>
-          <w:szCs w:val="26"/>
-          <w:lang w:val="es-ES"/>
-        </w:rPr>
-      </w:pPr>
-      <w:r>
-        <w:rPr>
-          <w:rFonts w:ascii="Times New Roman" w:hAnsi="Times New Roman"/>
-          <w:sz w:val="26"/>
-          <w:szCs w:val="26"/>
-          <w:lang w:val="es-ES"/>
-        </w:rPr>
-        <w:t xml:space="preserve">b) </w:t>
-      </w:r>
-      <w:r>
-        <w:rPr>
-          <w:rFonts w:ascii="Times New Roman" w:hAnsi="Times New Roman"/>
-          <w:sz w:val="26"/>
-          <w:szCs w:val="26"/>
-          <w:lang w:val="es-ES"/>
-        </w:rPr>
-        <w:t>Cung cấp thông tin, tài liệu cho Bên thứ ba: Khách hàng đồng ý để Ngân hàng được cung cấp mọi thông tin, tài liệu liên quan đến Khách hàng, bên bảo đảm theo các Văn bản tín dụng mà Ngân hàng đang lưu giữ cho công ty con, chi nhánh/đơn vị trong cùng hệ thống của Ngân hàng, luật sư, nhà tư vấn, tổ chức kiểm toán cho Ngân hàng, bên nhận chuyển nhượng (hoặc có khả năng sẽ nhận chuyển nhượng) khoản vay, khoản bảo lãnh theo các Văn bản tín dụng, cơ quan Nhà nước có thẩm quyền, tổ chức và/hoặc cá nhân được Ngân hàng ủy thác xử lý nợ, Trung tâm thông tin tín dụng (CIC), các Công ty thông tin tín dụng và tổ chức, cá nhân khác theo quy định của pháp luật</w:t>
-      </w:r>
-      <w:r>
-        <w:rPr>
-          <w:rFonts w:ascii="Times New Roman" w:hAnsi="Times New Roman"/>
-          <w:sz w:val="26"/>
-          <w:szCs w:val="26"/>
-          <w:lang w:val="es-ES"/>
-        </w:rPr>
-        <w:t>;</w:t>
-      </w:r>
-    </w:p>
-    <w:p>
-      <w:pPr>
-        <w:spacing w:after="0"/>
-        <w:ind w:firstLine="567"/>
-        <w:jc w:val="both"/>
-        <w:rPr>
-          <w:rFonts w:ascii="Times New Roman" w:hAnsi="Times New Roman"/>
-          <w:sz w:val="26"/>
-          <w:szCs w:val="26"/>
-          <w:lang w:val="es-ES"/>
-        </w:rPr>
-      </w:pPr>
-      <w:r>
-        <w:rPr>
-          <w:rFonts w:ascii="Times New Roman" w:hAnsi="Times New Roman"/>
-          <w:sz w:val="26"/>
-          <w:szCs w:val="26"/>
-          <w:lang w:val="es-ES"/>
-        </w:rPr>
         <w:t>c) Hai bên sử dụng một hoặc một số phương tiện sau đây để trao đổi thông tin với nhau: Nhận trực tiếp, qua bưu điện, qua phương tiện điện tử (điện thoại, tin nhắn SMS, zalo, email...). Các bên tự chịu trách nhiệm rủi ro về hệ thống liên quan đến phương tiện trao đổi thông tin do mình cung cấp.</w:t>
       </w:r>
     </w:p>
@@ -6405,7 +6462,6 @@
           <w:sz w:val="26"/>
           <w:szCs w:val="26"/>
         </w:rPr>
-        <w:lastRenderedPageBreak/>
         <w:tab/>
         <w:t>2</w:t>
       </w:r>
@@ -8593,12 +8649,14 @@
   </w:compat>
   <w:rsids>
     <w:rsidRoot w:val="00854C4E"/>
+    <w:rsid w:val="00034425"/>
     <w:rsid w:val="000E43DA"/>
     <w:rsid w:val="00123DCE"/>
     <w:rsid w:val="0020022A"/>
     <w:rsid w:val="00347FD8"/>
     <w:rsid w:val="003505A4"/>
     <w:rsid w:val="006F21AC"/>
+    <w:rsid w:val="007E694F"/>
     <w:rsid w:val="00854C4E"/>
     <w:rsid w:val="00A5357B"/>
     <w:rsid w:val="00A5565B"/>
